--- a/samples/nvda-5y-ai-events/artifacts/nvda_5y_strategy_report_v1.docx
+++ b/samples/nvda-5y-ai-events/artifacts/nvda_5y_strategy_report_v1.docx
@@ -16,7 +16,7 @@
           <w:color w:val="6B778C"/>
           <w:sz w:val="18"/>
         </w:rPr>
-        <w:t>基于 40 个 AI 关键事件与行情变化点对齐的结构化分析　生成于 2026-07-05 08:12 UTC　｜　本报告为研究复盘工具，不构成投资建议</w:t>
+        <w:t>基于 40 个 AI 关键事件与行情变化点对齐的结构化分析　生成于 2026-07-05 11:49 UTC　｜　本报告为研究复盘工具，不构成投资建议</w:t>
       </w:r>
     </w:p>
     <w:p>
@@ -2686,7 +2686,20 @@
         <w:t>ev-s-20260705-0376-1</w:t>
       </w:r>
       <w:r>
-        <w:t>［market_data］https://query1.finance.yahoo.com/v8/finance/chart/NVDA?period1=1625443200&amp;period2=1783296000&amp;interval=1d&amp;events=history　抓取于 2026-07-05T07:40:45+00:00　查询：{'ticker': 'NVDA', 'start': '2021-07-05', 'end': '2026-07-05', 'source': 'Yahoo Finance (query1)'}</w:t>
+        <w:t>［market_data］</w:t>
+      </w:r>
+      <w:hyperlink r:id="rId9">
+        <w:r>
+          <w:rPr>
+            <w:rFonts w:ascii="Helvetica Neue" w:hAnsi="Helvetica Neue" w:cs="Helvetica Neue" w:eastAsia="PingFang SC" w:hint="eastAsia"/>
+            <w:color w:val="0563C1"/>
+            <w:u w:val="single"/>
+          </w:rPr>
+          <w:t>https://query1.finance.yahoo.com/v8/finance/chart/NVDA?period1=1625443200&amp;period2=1783296000&amp;interval=1d&amp;events=history</w:t>
+        </w:r>
+      </w:hyperlink>
+      <w:r>
+        <w:t xml:space="preserve">　抓取于 2026-07-05T07:40:45+00:00　查询：{'ticker': 'NVDA', 'start': '2021-07-05', 'end': '2026-07-05', 'source': 'Yahoo Finance (query1)'}</w:t>
       </w:r>
     </w:p>
     <w:p>
@@ -2700,7 +2713,13 @@
         <w:t>ev-s-20260705-0376-2</w:t>
       </w:r>
       <w:r>
-        <w:t>［computation］evidence:ev-s-20260705-0376-1　抓取于 2026-07-05T07:40:52+00:00　查询：{'params': {'trend_window': 20, 'trend_min_slope': 0.001, 'zscore_window': 21, 'zscore_threshold': 2.0, 'swing_threshold': 0.15, 'volume_window': 60, 'volume_multiple': 3.0, 'merge_window_days': 10}, 'rows': 1254}</w:t>
+        <w:t>［computation］</w:t>
+      </w:r>
+      <w:r>
+        <w:t>evidence:ev-s-20260705-0376-1</w:t>
+      </w:r>
+      <w:r>
+        <w:t xml:space="preserve">　抓取于 2026-07-05T07:40:52+00:00　查询：{'params': {'trend_window': 20, 'trend_min_slope': 0.001, 'zscore_window': 21, 'zscore_threshold': 2.0, 'swing_threshold': 0.15, 'volume_window': 60, 'volume_multiple': 3.0, 'merge_window_days': 10}, 'rows': 1254}</w:t>
       </w:r>
     </w:p>
     <w:p>
@@ -2714,7 +2733,20 @@
         <w:t>ev-s-20260705-0376-3</w:t>
       </w:r>
       <w:r>
-        <w:t>［search］https://medium.com/@mayadakhatib/deepseek-r1-a-short-summary-73b6b8ced9cf　抓取于 2026-07-05T07:41:58+00:00　查询：{'query': 'DeepSeek R1 release date January 2025', 'backend': 'tavily', 'max_results': 5}</w:t>
+        <w:t>［search］</w:t>
+      </w:r>
+      <w:hyperlink r:id="rId10">
+        <w:r>
+          <w:rPr>
+            <w:rFonts w:ascii="Helvetica Neue" w:hAnsi="Helvetica Neue" w:cs="Helvetica Neue" w:eastAsia="PingFang SC" w:hint="eastAsia"/>
+            <w:color w:val="0563C1"/>
+            <w:u w:val="single"/>
+          </w:rPr>
+          <w:t>https://medium.com/@mayadakhatib/deepseek-r1-a-short-summary-73b6b8ced9cf</w:t>
+        </w:r>
+      </w:hyperlink>
+      <w:r>
+        <w:t xml:space="preserve">　抓取于 2026-07-05T07:41:58+00:00　查询：{'query': 'DeepSeek R1 release date January 2025', 'backend': 'tavily', 'max_results': 5}</w:t>
       </w:r>
     </w:p>
     <w:p>
@@ -2728,7 +2760,20 @@
         <w:t>ev-s-20260705-0376-4</w:t>
       </w:r>
       <w:r>
-        <w:t>［search］https://www.history.com/this-day-in-history/november-30/chatgpt-released-openai　抓取于 2026-07-05T07:42:00+00:00　查询：{'query': 'ChatGPT release date November 2022 OpenAI', 'backend': 'tavily', 'max_results': 5}</w:t>
+        <w:t>［search］</w:t>
+      </w:r>
+      <w:hyperlink r:id="rId11">
+        <w:r>
+          <w:rPr>
+            <w:rFonts w:ascii="Helvetica Neue" w:hAnsi="Helvetica Neue" w:cs="Helvetica Neue" w:eastAsia="PingFang SC" w:hint="eastAsia"/>
+            <w:color w:val="0563C1"/>
+            <w:u w:val="single"/>
+          </w:rPr>
+          <w:t>https://www.history.com/this-day-in-history/november-30/chatgpt-released-openai</w:t>
+        </w:r>
+      </w:hyperlink>
+      <w:r>
+        <w:t xml:space="preserve">　抓取于 2026-07-05T07:42:00+00:00　查询：{'query': 'ChatGPT release date November 2022 OpenAI', 'backend': 'tavily', 'max_results': 5}</w:t>
       </w:r>
     </w:p>
     <w:p>
@@ -2742,7 +2787,20 @@
         <w:t>ev-s-20260705-0376-5</w:t>
       </w:r>
       <w:r>
-        <w:t>［search］https://www.tweaktown.com/news/96303/nvidia-teases-its-upcoming-gtc-2024-event-is-all-about-ai-expect-blackwell-b100-gpu-unveil/index.html　抓取于 2026-07-05T07:42:00+00:00　查询：{'query': 'NVIDIA B100 Blackwell chip announcement date 2024', 'backend': 'tavily', 'max_results': 5}</w:t>
+        <w:t>［search］</w:t>
+      </w:r>
+      <w:hyperlink r:id="rId12">
+        <w:r>
+          <w:rPr>
+            <w:rFonts w:ascii="Helvetica Neue" w:hAnsi="Helvetica Neue" w:cs="Helvetica Neue" w:eastAsia="PingFang SC" w:hint="eastAsia"/>
+            <w:color w:val="0563C1"/>
+            <w:u w:val="single"/>
+          </w:rPr>
+          <w:t>https://www.tweaktown.com/news/96303/nvidia-teases-its-upcoming-gtc-2024-event-is-all-about-ai-expect-blackwell-b100-gpu-unveil/index.html</w:t>
+        </w:r>
+      </w:hyperlink>
+      <w:r>
+        <w:t xml:space="preserve">　抓取于 2026-07-05T07:42:00+00:00　查询：{'query': 'NVIDIA B100 Blackwell chip announcement date 2024', 'backend': 'tavily', 'max_results': 5}</w:t>
       </w:r>
     </w:p>
     <w:p>
@@ -2756,7 +2814,20 @@
         <w:t>ev-s-20260705-0376-6</w:t>
       </w:r>
       <w:r>
-        <w:t>［news］https://hn.algolia.com/api/v1/search_by_date?query=nvidia&amp;tags=story&amp;hitsPerPage=30&amp;numericFilters=created_at_i%3E%3D1628726400%2Ccreated_at_i%3C%3D1640044799　抓取于 2026-07-05T07:42:06+00:00　查询：{'query': 'nvidia', 'start': '2021-08-12', 'end': '2021-12-20', 'source': 'hn-algolia'}</w:t>
+        <w:t>［news］</w:t>
+      </w:r>
+      <w:hyperlink r:id="rId13">
+        <w:r>
+          <w:rPr>
+            <w:rFonts w:ascii="Helvetica Neue" w:hAnsi="Helvetica Neue" w:cs="Helvetica Neue" w:eastAsia="PingFang SC" w:hint="eastAsia"/>
+            <w:color w:val="0563C1"/>
+            <w:u w:val="single"/>
+          </w:rPr>
+          <w:t>https://hn.algolia.com/api/v1/search_by_date?query=nvidia&amp;tags=story&amp;hitsPerPage=30&amp;numericFilters=created_at_i%3E%3D1628726400%2Ccreated_at_i%3C%3D1640044799</w:t>
+        </w:r>
+      </w:hyperlink>
+      <w:r>
+        <w:t xml:space="preserve">　抓取于 2026-07-05T07:42:06+00:00　查询：{'query': 'nvidia', 'start': '2021-08-12', 'end': '2021-12-20', 'source': 'hn-algolia'}</w:t>
       </w:r>
     </w:p>
     <w:p>
@@ -2770,7 +2841,20 @@
         <w:t>ev-s-20260705-0376-7</w:t>
       </w:r>
       <w:r>
-        <w:t>［news］https://hn.algolia.com/api/v1/search_by_date?query=GPU&amp;tags=story&amp;hitsPerPage=30&amp;numericFilters=created_at_i%3E%3D1628726400%2Ccreated_at_i%3C%3D1640044799　抓取于 2026-07-05T07:42:06+00:00　查询：{'query': 'GPU', 'start': '2021-08-12', 'end': '2021-12-20', 'source': 'hn-algolia'}</w:t>
+        <w:t>［news］</w:t>
+      </w:r>
+      <w:hyperlink r:id="rId14">
+        <w:r>
+          <w:rPr>
+            <w:rFonts w:ascii="Helvetica Neue" w:hAnsi="Helvetica Neue" w:cs="Helvetica Neue" w:eastAsia="PingFang SC" w:hint="eastAsia"/>
+            <w:color w:val="0563C1"/>
+            <w:u w:val="single"/>
+          </w:rPr>
+          <w:t>https://hn.algolia.com/api/v1/search_by_date?query=GPU&amp;tags=story&amp;hitsPerPage=30&amp;numericFilters=created_at_i%3E%3D1628726400%2Ccreated_at_i%3C%3D1640044799</w:t>
+        </w:r>
+      </w:hyperlink>
+      <w:r>
+        <w:t xml:space="preserve">　抓取于 2026-07-05T07:42:06+00:00　查询：{'query': 'GPU', 'start': '2021-08-12', 'end': '2021-12-20', 'source': 'hn-algolia'}</w:t>
       </w:r>
     </w:p>
     <w:p>
@@ -2784,7 +2868,20 @@
         <w:t>ev-s-20260705-0376-8</w:t>
       </w:r>
       <w:r>
-        <w:t>［news］https://hn.algolia.com/api/v1/search_by_date?query=nvidia+earnings&amp;tags=story&amp;hitsPerPage=30&amp;numericFilters=created_at_i%3E%3D1627776000%2Ccreated_at_i%3C%3D1638316799　抓取于 2026-07-05T07:42:13+00:00　查询：{'query': 'nvidia earnings', 'start': '2021-08-01', 'end': '2021-11-30', 'source': 'hn-algolia'}</w:t>
+        <w:t>［news］</w:t>
+      </w:r>
+      <w:hyperlink r:id="rId15">
+        <w:r>
+          <w:rPr>
+            <w:rFonts w:ascii="Helvetica Neue" w:hAnsi="Helvetica Neue" w:cs="Helvetica Neue" w:eastAsia="PingFang SC" w:hint="eastAsia"/>
+            <w:color w:val="0563C1"/>
+            <w:u w:val="single"/>
+          </w:rPr>
+          <w:t>https://hn.algolia.com/api/v1/search_by_date?query=nvidia+earnings&amp;tags=story&amp;hitsPerPage=30&amp;numericFilters=created_at_i%3E%3D1627776000%2Ccreated_at_i%3C%3D1638316799</w:t>
+        </w:r>
+      </w:hyperlink>
+      <w:r>
+        <w:t xml:space="preserve">　抓取于 2026-07-05T07:42:13+00:00　查询：{'query': 'nvidia earnings', 'start': '2021-08-01', 'end': '2021-11-30', 'source': 'hn-algolia'}</w:t>
       </w:r>
     </w:p>
     <w:p>
@@ -2798,7 +2895,20 @@
         <w:t>ev-s-20260705-0376-9</w:t>
       </w:r>
       <w:r>
-        <w:t>［news］https://hn.algolia.com/api/v1/search_by_date?query=crypto&amp;tags=story&amp;hitsPerPage=30&amp;numericFilters=created_at_i%3E%3D1628726400%2Ccreated_at_i%3C%3D1640044799　抓取于 2026-07-05T07:42:13+00:00　查询：{'query': 'crypto', 'start': '2021-08-12', 'end': '2021-12-20', 'source': 'hn-algolia'}</w:t>
+        <w:t>［news］</w:t>
+      </w:r>
+      <w:hyperlink r:id="rId16">
+        <w:r>
+          <w:rPr>
+            <w:rFonts w:ascii="Helvetica Neue" w:hAnsi="Helvetica Neue" w:cs="Helvetica Neue" w:eastAsia="PingFang SC" w:hint="eastAsia"/>
+            <w:color w:val="0563C1"/>
+            <w:u w:val="single"/>
+          </w:rPr>
+          <w:t>https://hn.algolia.com/api/v1/search_by_date?query=crypto&amp;tags=story&amp;hitsPerPage=30&amp;numericFilters=created_at_i%3E%3D1628726400%2Ccreated_at_i%3C%3D1640044799</w:t>
+        </w:r>
+      </w:hyperlink>
+      <w:r>
+        <w:t xml:space="preserve">　抓取于 2026-07-05T07:42:13+00:00　查询：{'query': 'crypto', 'start': '2021-08-12', 'end': '2021-12-20', 'source': 'hn-algolia'}</w:t>
       </w:r>
     </w:p>
     <w:p>
@@ -2812,7 +2922,20 @@
         <w:t>ev-s-20260705-0376-10</w:t>
       </w:r>
       <w:r>
-        <w:t>［news］https://hn.algolia.com/api/v1/search_by_date?query=nvidia&amp;tags=story&amp;hitsPerPage=30&amp;numericFilters=created_at_i%3E%3D1643155200%2Ccreated_at_i%3C%3D1655769599　抓取于 2026-07-05T07:42:30+00:00　查询：{'query': 'nvidia', 'start': '2022-01-26', 'end': '2022-06-20', 'source': 'hn-algolia'}</w:t>
+        <w:t>［news］</w:t>
+      </w:r>
+      <w:hyperlink r:id="rId17">
+        <w:r>
+          <w:rPr>
+            <w:rFonts w:ascii="Helvetica Neue" w:hAnsi="Helvetica Neue" w:cs="Helvetica Neue" w:eastAsia="PingFang SC" w:hint="eastAsia"/>
+            <w:color w:val="0563C1"/>
+            <w:u w:val="single"/>
+          </w:rPr>
+          <w:t>https://hn.algolia.com/api/v1/search_by_date?query=nvidia&amp;tags=story&amp;hitsPerPage=30&amp;numericFilters=created_at_i%3E%3D1643155200%2Ccreated_at_i%3C%3D1655769599</w:t>
+        </w:r>
+      </w:hyperlink>
+      <w:r>
+        <w:t xml:space="preserve">　抓取于 2026-07-05T07:42:30+00:00　查询：{'query': 'nvidia', 'start': '2022-01-26', 'end': '2022-06-20', 'source': 'hn-algolia'}</w:t>
       </w:r>
     </w:p>
     <w:p>
@@ -2826,7 +2949,20 @@
         <w:t>ev-s-20260705-0376-11</w:t>
       </w:r>
       <w:r>
-        <w:t>［news］https://hn.algolia.com/api/v1/search_by_date?query=hopper&amp;tags=story&amp;hitsPerPage=30&amp;numericFilters=created_at_i%3E%3D1643155200%2Ccreated_at_i%3C%3D1655769599　抓取于 2026-07-05T07:42:30+00:00　查询：{'query': 'hopper', 'start': '2022-01-26', 'end': '2022-06-20', 'source': 'hn-algolia'}</w:t>
+        <w:t>［news］</w:t>
+      </w:r>
+      <w:hyperlink r:id="rId18">
+        <w:r>
+          <w:rPr>
+            <w:rFonts w:ascii="Helvetica Neue" w:hAnsi="Helvetica Neue" w:cs="Helvetica Neue" w:eastAsia="PingFang SC" w:hint="eastAsia"/>
+            <w:color w:val="0563C1"/>
+            <w:u w:val="single"/>
+          </w:rPr>
+          <w:t>https://hn.algolia.com/api/v1/search_by_date?query=hopper&amp;tags=story&amp;hitsPerPage=30&amp;numericFilters=created_at_i%3E%3D1643155200%2Ccreated_at_i%3C%3D1655769599</w:t>
+        </w:r>
+      </w:hyperlink>
+      <w:r>
+        <w:t xml:space="preserve">　抓取于 2026-07-05T07:42:30+00:00　查询：{'query': 'hopper', 'start': '2022-01-26', 'end': '2022-06-20', 'source': 'hn-algolia'}</w:t>
       </w:r>
     </w:p>
     <w:p>
@@ -2840,7 +2976,20 @@
         <w:t>ev-s-20260705-0376-12</w:t>
       </w:r>
       <w:r>
-        <w:t>［news］https://hn.algolia.com/api/v1/search_by_date?query=GTC&amp;tags=story&amp;hitsPerPage=20&amp;numericFilters=created_at_i%3E%3D1647302400%2Ccreated_at_i%3C%3D1650067199　抓取于 2026-07-05T07:42:36+00:00　查询：{'query': 'GTC', 'start': '2022-03-15', 'end': '2022-04-15', 'source': 'hn-algolia'}</w:t>
+        <w:t>［news］</w:t>
+      </w:r>
+      <w:hyperlink r:id="rId19">
+        <w:r>
+          <w:rPr>
+            <w:rFonts w:ascii="Helvetica Neue" w:hAnsi="Helvetica Neue" w:cs="Helvetica Neue" w:eastAsia="PingFang SC" w:hint="eastAsia"/>
+            <w:color w:val="0563C1"/>
+            <w:u w:val="single"/>
+          </w:rPr>
+          <w:t>https://hn.algolia.com/api/v1/search_by_date?query=GTC&amp;tags=story&amp;hitsPerPage=20&amp;numericFilters=created_at_i%3E%3D1647302400%2Ccreated_at_i%3C%3D1650067199</w:t>
+        </w:r>
+      </w:hyperlink>
+      <w:r>
+        <w:t xml:space="preserve">　抓取于 2026-07-05T07:42:36+00:00　查询：{'query': 'GTC', 'start': '2022-03-15', 'end': '2022-04-15', 'source': 'hn-algolia'}</w:t>
       </w:r>
     </w:p>
     <w:p>
@@ -2854,7 +3003,20 @@
         <w:t>ev-s-20260705-0376-13</w:t>
       </w:r>
       <w:r>
-        <w:t>［news］https://hn.algolia.com/api/v1/search_by_date?query=nvidia+arm&amp;tags=story&amp;hitsPerPage=20&amp;numericFilters=created_at_i%3E%3D1643673600%2Ccreated_at_i%3C%3D1646092799　抓取于 2026-07-05T07:42:36+00:00　查询：{'query': 'nvidia arm', 'start': '2022-02-01', 'end': '2022-02-28', 'source': 'hn-algolia'}</w:t>
+        <w:t>［news］</w:t>
+      </w:r>
+      <w:hyperlink r:id="rId20">
+        <w:r>
+          <w:rPr>
+            <w:rFonts w:ascii="Helvetica Neue" w:hAnsi="Helvetica Neue" w:cs="Helvetica Neue" w:eastAsia="PingFang SC" w:hint="eastAsia"/>
+            <w:color w:val="0563C1"/>
+            <w:u w:val="single"/>
+          </w:rPr>
+          <w:t>https://hn.algolia.com/api/v1/search_by_date?query=nvidia+arm&amp;tags=story&amp;hitsPerPage=20&amp;numericFilters=created_at_i%3E%3D1643673600%2Ccreated_at_i%3C%3D1646092799</w:t>
+        </w:r>
+      </w:hyperlink>
+      <w:r>
+        <w:t xml:space="preserve">　抓取于 2026-07-05T07:42:36+00:00　查询：{'query': 'nvidia arm', 'start': '2022-02-01', 'end': '2022-02-28', 'source': 'hn-algolia'}</w:t>
       </w:r>
     </w:p>
     <w:p>
@@ -2868,7 +3030,20 @@
         <w:t>ev-s-20260705-0376-14</w:t>
       </w:r>
       <w:r>
-        <w:t>［news］https://hn.algolia.com/api/v1/search_by_date?query=H100&amp;tags=story&amp;hitsPerPage=20&amp;numericFilters=created_at_i%3E%3D1647302400%2Ccreated_at_i%3C%3D1650067199　抓取于 2026-07-05T07:42:49+00:00　查询：{'query': 'H100', 'start': '2022-03-15', 'end': '2022-04-15', 'source': 'hn-algolia'}</w:t>
+        <w:t>［news］</w:t>
+      </w:r>
+      <w:hyperlink r:id="rId21">
+        <w:r>
+          <w:rPr>
+            <w:rFonts w:ascii="Helvetica Neue" w:hAnsi="Helvetica Neue" w:cs="Helvetica Neue" w:eastAsia="PingFang SC" w:hint="eastAsia"/>
+            <w:color w:val="0563C1"/>
+            <w:u w:val="single"/>
+          </w:rPr>
+          <w:t>https://hn.algolia.com/api/v1/search_by_date?query=H100&amp;tags=story&amp;hitsPerPage=20&amp;numericFilters=created_at_i%3E%3D1647302400%2Ccreated_at_i%3C%3D1650067199</w:t>
+        </w:r>
+      </w:hyperlink>
+      <w:r>
+        <w:t xml:space="preserve">　抓取于 2026-07-05T07:42:49+00:00　查询：{'query': 'H100', 'start': '2022-03-15', 'end': '2022-04-15', 'source': 'hn-algolia'}</w:t>
       </w:r>
     </w:p>
     <w:p>
@@ -2882,7 +3057,20 @@
         <w:t>ev-s-20260705-0376-15</w:t>
       </w:r>
       <w:r>
-        <w:t>［search］https://www.youtube.com/watch?v=dCFm_YKw2WA　抓取于 2026-07-05T07:42:52+00:00　查询：{'query': 'NVIDIA Hopper H100 GPU announced GTC March 2022', 'backend': 'tavily', 'max_results': 5}</w:t>
+        <w:t>［search］</w:t>
+      </w:r>
+      <w:hyperlink r:id="rId22">
+        <w:r>
+          <w:rPr>
+            <w:rFonts w:ascii="Helvetica Neue" w:hAnsi="Helvetica Neue" w:cs="Helvetica Neue" w:eastAsia="PingFang SC" w:hint="eastAsia"/>
+            <w:color w:val="0563C1"/>
+            <w:u w:val="single"/>
+          </w:rPr>
+          <w:t>https://www.youtube.com/watch?v=dCFm_YKw2WA</w:t>
+        </w:r>
+      </w:hyperlink>
+      <w:r>
+        <w:t xml:space="preserve">　抓取于 2026-07-05T07:42:52+00:00　查询：{'query': 'NVIDIA Hopper H100 GPU announced GTC March 2022', 'backend': 'tavily', 'max_results': 5}</w:t>
       </w:r>
     </w:p>
     <w:p>
@@ -2896,7 +3084,20 @@
         <w:t>ev-s-20260705-0376-16</w:t>
       </w:r>
       <w:r>
-        <w:t>［news］https://hn.algolia.com/api/v1/search_by_date?query=chatgpt&amp;tags=story&amp;hitsPerPage=20&amp;numericFilters=created_at_i%3E%3D1669161600%2Ccreated_at_i%3C%3D1671753599　抓取于 2026-07-05T07:43:03+00:00　查询：{'query': 'chatgpt', 'start': '2022-11-23', 'end': '2022-12-22', 'source': 'hn-algolia'}</w:t>
+        <w:t>［news］</w:t>
+      </w:r>
+      <w:hyperlink r:id="rId23">
+        <w:r>
+          <w:rPr>
+            <w:rFonts w:ascii="Helvetica Neue" w:hAnsi="Helvetica Neue" w:cs="Helvetica Neue" w:eastAsia="PingFang SC" w:hint="eastAsia"/>
+            <w:color w:val="0563C1"/>
+            <w:u w:val="single"/>
+          </w:rPr>
+          <w:t>https://hn.algolia.com/api/v1/search_by_date?query=chatgpt&amp;tags=story&amp;hitsPerPage=20&amp;numericFilters=created_at_i%3E%3D1669161600%2Ccreated_at_i%3C%3D1671753599</w:t>
+        </w:r>
+      </w:hyperlink>
+      <w:r>
+        <w:t xml:space="preserve">　抓取于 2026-07-05T07:43:03+00:00　查询：{'query': 'chatgpt', 'start': '2022-11-23', 'end': '2022-12-22', 'source': 'hn-algolia'}</w:t>
       </w:r>
     </w:p>
     <w:p>
@@ -2910,7 +3111,20 @@
         <w:t>ev-s-20260705-0376-17</w:t>
       </w:r>
       <w:r>
-        <w:t>［news］https://hn.algolia.com/api/v1/search_by_date?query=nvidia&amp;tags=story&amp;hitsPerPage=30&amp;numericFilters=created_at_i%3E%3D1657584000%2Ccreated_at_i%3C%3D1672358399　抓取于 2026-07-05T07:43:03+00:00　查询：{'query': 'nvidia', 'start': '2022-07-12', 'end': '2022-12-29', 'source': 'hn-algolia'}</w:t>
+        <w:t>［news］</w:t>
+      </w:r>
+      <w:hyperlink r:id="rId24">
+        <w:r>
+          <w:rPr>
+            <w:rFonts w:ascii="Helvetica Neue" w:hAnsi="Helvetica Neue" w:cs="Helvetica Neue" w:eastAsia="PingFang SC" w:hint="eastAsia"/>
+            <w:color w:val="0563C1"/>
+            <w:u w:val="single"/>
+          </w:rPr>
+          <w:t>https://hn.algolia.com/api/v1/search_by_date?query=nvidia&amp;tags=story&amp;hitsPerPage=30&amp;numericFilters=created_at_i%3E%3D1657584000%2Ccreated_at_i%3C%3D1672358399</w:t>
+        </w:r>
+      </w:hyperlink>
+      <w:r>
+        <w:t xml:space="preserve">　抓取于 2026-07-05T07:43:03+00:00　查询：{'query': 'nvidia', 'start': '2022-07-12', 'end': '2022-12-29', 'source': 'hn-algolia'}</w:t>
       </w:r>
     </w:p>
     <w:p>
@@ -2924,7 +3138,20 @@
         <w:t>ev-s-20260705-0376-18</w:t>
       </w:r>
       <w:r>
-        <w:t>［news］https://hn.algolia.com/api/v1/search_by_date?query=RTX+4090&amp;tags=story&amp;hitsPerPage=20&amp;numericFilters=created_at_i%3E%3D1661990400%2Ccreated_at_i%3C%3D1669852799　抓取于 2026-07-05T07:43:07+00:00　查询：{'query': 'RTX 4090', 'start': '2022-09-01', 'end': '2022-11-30', 'source': 'hn-algolia'}</w:t>
+        <w:t>［news］</w:t>
+      </w:r>
+      <w:hyperlink r:id="rId25">
+        <w:r>
+          <w:rPr>
+            <w:rFonts w:ascii="Helvetica Neue" w:hAnsi="Helvetica Neue" w:cs="Helvetica Neue" w:eastAsia="PingFang SC" w:hint="eastAsia"/>
+            <w:color w:val="0563C1"/>
+            <w:u w:val="single"/>
+          </w:rPr>
+          <w:t>https://hn.algolia.com/api/v1/search_by_date?query=RTX+4090&amp;tags=story&amp;hitsPerPage=20&amp;numericFilters=created_at_i%3E%3D1661990400%2Ccreated_at_i%3C%3D1669852799</w:t>
+        </w:r>
+      </w:hyperlink>
+      <w:r>
+        <w:t xml:space="preserve">　抓取于 2026-07-05T07:43:07+00:00　查询：{'query': 'RTX 4090', 'start': '2022-09-01', 'end': '2022-11-30', 'source': 'hn-algolia'}</w:t>
       </w:r>
     </w:p>
     <w:p>
@@ -2938,7 +3165,20 @@
         <w:t>ev-s-20260705-0376-19</w:t>
       </w:r>
       <w:r>
-        <w:t>［news］https://hn.algolia.com/api/v1/search_by_date?query=export+control&amp;tags=story&amp;hitsPerPage=20&amp;numericFilters=created_at_i%3E%3D1661990400%2Ccreated_at_i%3C%3D1669852799　抓取于 2026-07-05T07:43:07+00:00　查询：{'query': 'export control', 'start': '2022-09-01', 'end': '2022-11-30', 'source': 'hn-algolia'}</w:t>
+        <w:t>［news］</w:t>
+      </w:r>
+      <w:hyperlink r:id="rId26">
+        <w:r>
+          <w:rPr>
+            <w:rFonts w:ascii="Helvetica Neue" w:hAnsi="Helvetica Neue" w:cs="Helvetica Neue" w:eastAsia="PingFang SC" w:hint="eastAsia"/>
+            <w:color w:val="0563C1"/>
+            <w:u w:val="single"/>
+          </w:rPr>
+          <w:t>https://hn.algolia.com/api/v1/search_by_date?query=export+control&amp;tags=story&amp;hitsPerPage=20&amp;numericFilters=created_at_i%3E%3D1661990400%2Ccreated_at_i%3C%3D1669852799</w:t>
+        </w:r>
+      </w:hyperlink>
+      <w:r>
+        <w:t xml:space="preserve">　抓取于 2026-07-05T07:43:07+00:00　查询：{'query': 'export control', 'start': '2022-09-01', 'end': '2022-11-30', 'source': 'hn-algolia'}</w:t>
       </w:r>
     </w:p>
     <w:p>
@@ -2952,7 +3192,20 @@
         <w:t>ev-s-20260705-0376-20</w:t>
       </w:r>
       <w:r>
-        <w:t>［news］https://hn.algolia.com/api/v1/search_by_date?query=nvidia&amp;tags=story&amp;hitsPerPage=20&amp;numericFilters=created_at_i%3E%3D1672876800%2Ccreated_at_i%3C%3D1674172799　抓取于 2026-07-05T07:43:23+00:00　查询：{'query': 'nvidia', 'start': '2023-01-05', 'end': '2023-01-19', 'source': 'hn-algolia'}</w:t>
+        <w:t>［news］</w:t>
+      </w:r>
+      <w:hyperlink r:id="rId27">
+        <w:r>
+          <w:rPr>
+            <w:rFonts w:ascii="Helvetica Neue" w:hAnsi="Helvetica Neue" w:cs="Helvetica Neue" w:eastAsia="PingFang SC" w:hint="eastAsia"/>
+            <w:color w:val="0563C1"/>
+            <w:u w:val="single"/>
+          </w:rPr>
+          <w:t>https://hn.algolia.com/api/v1/search_by_date?query=nvidia&amp;tags=story&amp;hitsPerPage=20&amp;numericFilters=created_at_i%3E%3D1672876800%2Ccreated_at_i%3C%3D1674172799</w:t>
+        </w:r>
+      </w:hyperlink>
+      <w:r>
+        <w:t xml:space="preserve">　抓取于 2026-07-05T07:43:23+00:00　查询：{'query': 'nvidia', 'start': '2023-01-05', 'end': '2023-01-19', 'source': 'hn-algolia'}</w:t>
       </w:r>
     </w:p>
     <w:p>
@@ -2966,7 +3219,20 @@
         <w:t>ev-s-20260705-0376-21</w:t>
       </w:r>
       <w:r>
-        <w:t>［search］https://investor.nvidia.com/news/press-release-details/2023/NVIDIA-Announces-Upcoming-Events-for-Financial-Community-c994c9305/default.aspx　抓取于 2026-07-05T07:43:24+00:00　查询：{'query': 'NVIDIA January 12 2023 announcement event', 'backend': 'tavily', 'max_results': 5}</w:t>
+        <w:t>［search］</w:t>
+      </w:r>
+      <w:hyperlink r:id="rId28">
+        <w:r>
+          <w:rPr>
+            <w:rFonts w:ascii="Helvetica Neue" w:hAnsi="Helvetica Neue" w:cs="Helvetica Neue" w:eastAsia="PingFang SC" w:hint="eastAsia"/>
+            <w:color w:val="0563C1"/>
+            <w:u w:val="single"/>
+          </w:rPr>
+          <w:t>https://investor.nvidia.com/news/press-release-details/2023/NVIDIA-Announces-Upcoming-Events-for-Financial-Community-c994c9305/default.aspx</w:t>
+        </w:r>
+      </w:hyperlink>
+      <w:r>
+        <w:t xml:space="preserve">　抓取于 2026-07-05T07:43:24+00:00　查询：{'query': 'NVIDIA January 12 2023 announcement event', 'backend': 'tavily', 'max_results': 5}</w:t>
       </w:r>
     </w:p>
     <w:p>
@@ -2980,7 +3246,20 @@
         <w:t>ev-s-20260705-0376-22</w:t>
       </w:r>
       <w:r>
-        <w:t>［news］https://hn.algolia.com/api/v1/search_by_date?query=nvidia+earnings&amp;tags=story&amp;hitsPerPage=20&amp;numericFilters=created_at_i%3E%3D1683763200%2Ccreated_at_i%3C%3D1693612799　抓取于 2026-07-05T07:43:38+00:00　查询：{'query': 'nvidia earnings', 'start': '2023-05-11', 'end': '2023-09-01', 'source': 'hn-algolia'}</w:t>
+        <w:t>［news］</w:t>
+      </w:r>
+      <w:hyperlink r:id="rId29">
+        <w:r>
+          <w:rPr>
+            <w:rFonts w:ascii="Helvetica Neue" w:hAnsi="Helvetica Neue" w:cs="Helvetica Neue" w:eastAsia="PingFang SC" w:hint="eastAsia"/>
+            <w:color w:val="0563C1"/>
+            <w:u w:val="single"/>
+          </w:rPr>
+          <w:t>https://hn.algolia.com/api/v1/search_by_date?query=nvidia+earnings&amp;tags=story&amp;hitsPerPage=20&amp;numericFilters=created_at_i%3E%3D1683763200%2Ccreated_at_i%3C%3D1693612799</w:t>
+        </w:r>
+      </w:hyperlink>
+      <w:r>
+        <w:t xml:space="preserve">　抓取于 2026-07-05T07:43:38+00:00　查询：{'query': 'nvidia earnings', 'start': '2023-05-11', 'end': '2023-09-01', 'source': 'hn-algolia'}</w:t>
       </w:r>
     </w:p>
     <w:p>
@@ -2994,7 +3273,20 @@
         <w:t>ev-s-20260705-0376-23</w:t>
       </w:r>
       <w:r>
-        <w:t>［news］https://hn.algolia.com/api/v1/search_by_date?query=nvidia&amp;tags=story&amp;hitsPerPage=30&amp;numericFilters=created_at_i%3E%3D1683763200%2Ccreated_at_i%3C%3D1700092799　抓取于 2026-07-05T07:43:38+00:00　查询：{'query': 'nvidia', 'start': '2023-05-11', 'end': '2023-11-15', 'source': 'hn-algolia'}</w:t>
+        <w:t>［news］</w:t>
+      </w:r>
+      <w:hyperlink r:id="rId30">
+        <w:r>
+          <w:rPr>
+            <w:rFonts w:ascii="Helvetica Neue" w:hAnsi="Helvetica Neue" w:cs="Helvetica Neue" w:eastAsia="PingFang SC" w:hint="eastAsia"/>
+            <w:color w:val="0563C1"/>
+            <w:u w:val="single"/>
+          </w:rPr>
+          <w:t>https://hn.algolia.com/api/v1/search_by_date?query=nvidia&amp;tags=story&amp;hitsPerPage=30&amp;numericFilters=created_at_i%3E%3D1683763200%2Ccreated_at_i%3C%3D1700092799</w:t>
+        </w:r>
+      </w:hyperlink>
+      <w:r>
+        <w:t xml:space="preserve">　抓取于 2026-07-05T07:43:38+00:00　查询：{'query': 'nvidia', 'start': '2023-05-11', 'end': '2023-11-15', 'source': 'hn-algolia'}</w:t>
       </w:r>
     </w:p>
     <w:p>
@@ -3008,7 +3300,20 @@
         <w:t>ev-s-20260705-0376-24</w:t>
       </w:r>
       <w:r>
-        <w:t>［news］https://hn.algolia.com/api/v1/search_by_date?query=export&amp;tags=story&amp;hitsPerPage=20&amp;numericFilters=created_at_i%3E%3D1696118400%2Ccreated_at_i%3C%3D1699487999　抓取于 2026-07-05T07:43:50+00:00　查询：{'query': 'export', 'start': '2023-10-01', 'end': '2023-11-08', 'source': 'hn-algolia'}</w:t>
+        <w:t>［news］</w:t>
+      </w:r>
+      <w:hyperlink r:id="rId31">
+        <w:r>
+          <w:rPr>
+            <w:rFonts w:ascii="Helvetica Neue" w:hAnsi="Helvetica Neue" w:cs="Helvetica Neue" w:eastAsia="PingFang SC" w:hint="eastAsia"/>
+            <w:color w:val="0563C1"/>
+            <w:u w:val="single"/>
+          </w:rPr>
+          <w:t>https://hn.algolia.com/api/v1/search_by_date?query=export&amp;tags=story&amp;hitsPerPage=20&amp;numericFilters=created_at_i%3E%3D1696118400%2Ccreated_at_i%3C%3D1699487999</w:t>
+        </w:r>
+      </w:hyperlink>
+      <w:r>
+        <w:t xml:space="preserve">　抓取于 2026-07-05T07:43:50+00:00　查询：{'query': 'export', 'start': '2023-10-01', 'end': '2023-11-08', 'source': 'hn-algolia'}</w:t>
       </w:r>
     </w:p>
     <w:p>
@@ -3022,7 +3327,20 @@
         <w:t>ev-s-20260705-0376-25</w:t>
       </w:r>
       <w:r>
-        <w:t>［news］https://hn.algolia.com/api/v1/search_by_date?query=nvidia+china&amp;tags=story&amp;hitsPerPage=20&amp;numericFilters=created_at_i%3E%3D1697328000%2Ccreated_at_i%3C%3D1699487999　抓取于 2026-07-05T07:43:54+00:00　查询：{'query': 'nvidia china', 'start': '2023-10-15', 'end': '2023-11-08', 'source': 'hn-algolia'}</w:t>
+        <w:t>［news］</w:t>
+      </w:r>
+      <w:hyperlink r:id="rId32">
+        <w:r>
+          <w:rPr>
+            <w:rFonts w:ascii="Helvetica Neue" w:hAnsi="Helvetica Neue" w:cs="Helvetica Neue" w:eastAsia="PingFang SC" w:hint="eastAsia"/>
+            <w:color w:val="0563C1"/>
+            <w:u w:val="single"/>
+          </w:rPr>
+          <w:t>https://hn.algolia.com/api/v1/search_by_date?query=nvidia+china&amp;tags=story&amp;hitsPerPage=20&amp;numericFilters=created_at_i%3E%3D1697328000%2Ccreated_at_i%3C%3D1699487999</w:t>
+        </w:r>
+      </w:hyperlink>
+      <w:r>
+        <w:t xml:space="preserve">　抓取于 2026-07-05T07:43:54+00:00　查询：{'query': 'nvidia china', 'start': '2023-10-15', 'end': '2023-11-08', 'source': 'hn-algolia'}</w:t>
       </w:r>
     </w:p>
     <w:p>
@@ -3036,7 +3354,20 @@
         <w:t>ev-s-20260705-0376-26</w:t>
       </w:r>
       <w:r>
-        <w:t>［news］https://hn.algolia.com/api/v1/search_by_date?query=nvidia&amp;tags=story&amp;hitsPerPage=30&amp;numericFilters=created_at_i%3E%3D1712880000%2Ccreated_at_i%3C%3D1714780799　抓取于 2026-07-05T07:44:09+00:00　查询：{'query': 'nvidia', 'start': '2024-04-12', 'end': '2024-05-03', 'source': 'hn-algolia'}</w:t>
+        <w:t>［news］</w:t>
+      </w:r>
+      <w:hyperlink r:id="rId33">
+        <w:r>
+          <w:rPr>
+            <w:rFonts w:ascii="Helvetica Neue" w:hAnsi="Helvetica Neue" w:cs="Helvetica Neue" w:eastAsia="PingFang SC" w:hint="eastAsia"/>
+            <w:color w:val="0563C1"/>
+            <w:u w:val="single"/>
+          </w:rPr>
+          <w:t>https://hn.algolia.com/api/v1/search_by_date?query=nvidia&amp;tags=story&amp;hitsPerPage=30&amp;numericFilters=created_at_i%3E%3D1712880000%2Ccreated_at_i%3C%3D1714780799</w:t>
+        </w:r>
+      </w:hyperlink>
+      <w:r>
+        <w:t xml:space="preserve">　抓取于 2026-07-05T07:44:09+00:00　查询：{'query': 'nvidia', 'start': '2024-04-12', 'end': '2024-05-03', 'source': 'hn-algolia'}</w:t>
       </w:r>
     </w:p>
     <w:p>
@@ -3050,7 +3381,20 @@
         <w:t>ev-s-20260705-0376-27</w:t>
       </w:r>
       <w:r>
-        <w:t>［news］https://hn.algolia.com/api/v1/search_by_date?query=Blackwell&amp;tags=story&amp;hitsPerPage=30&amp;numericFilters=created_at_i%3E%3D1709251200%2Ccreated_at_i%3C%3D1735689599　抓取于 2026-07-05T07:51:43+00:00　查询：{'query': 'Blackwell', 'start': '2024-03-01', 'end': '2024-12-31', 'source': 'hn-algolia'}</w:t>
+        <w:t>［news］</w:t>
+      </w:r>
+      <w:hyperlink r:id="rId34">
+        <w:r>
+          <w:rPr>
+            <w:rFonts w:ascii="Helvetica Neue" w:hAnsi="Helvetica Neue" w:cs="Helvetica Neue" w:eastAsia="PingFang SC" w:hint="eastAsia"/>
+            <w:color w:val="0563C1"/>
+            <w:u w:val="single"/>
+          </w:rPr>
+          <w:t>https://hn.algolia.com/api/v1/search_by_date?query=Blackwell&amp;tags=story&amp;hitsPerPage=30&amp;numericFilters=created_at_i%3E%3D1709251200%2Ccreated_at_i%3C%3D1735689599</w:t>
+        </w:r>
+      </w:hyperlink>
+      <w:r>
+        <w:t xml:space="preserve">　抓取于 2026-07-05T07:51:43+00:00　查询：{'query': 'Blackwell', 'start': '2024-03-01', 'end': '2024-12-31', 'source': 'hn-algolia'}</w:t>
       </w:r>
     </w:p>
     <w:p>
@@ -3064,7 +3408,20 @@
         <w:t>ev-s-20260705-0376-28</w:t>
       </w:r>
       <w:r>
-        <w:t>［news］https://hn.algolia.com/api/v1/search_by_date?query=B100&amp;tags=story&amp;hitsPerPage=30&amp;numericFilters=created_at_i%3E%3D1704067200%2Ccreated_at_i%3C%3D1735689599　抓取于 2026-07-05T07:51:43+00:00　查询：{'query': 'B100', 'start': '2024-01-01', 'end': '2024-12-31', 'source': 'hn-algolia'}</w:t>
+        <w:t>［news］</w:t>
+      </w:r>
+      <w:hyperlink r:id="rId35">
+        <w:r>
+          <w:rPr>
+            <w:rFonts w:ascii="Helvetica Neue" w:hAnsi="Helvetica Neue" w:cs="Helvetica Neue" w:eastAsia="PingFang SC" w:hint="eastAsia"/>
+            <w:color w:val="0563C1"/>
+            <w:u w:val="single"/>
+          </w:rPr>
+          <w:t>https://hn.algolia.com/api/v1/search_by_date?query=B100&amp;tags=story&amp;hitsPerPage=30&amp;numericFilters=created_at_i%3E%3D1704067200%2Ccreated_at_i%3C%3D1735689599</w:t>
+        </w:r>
+      </w:hyperlink>
+      <w:r>
+        <w:t xml:space="preserve">　抓取于 2026-07-05T07:51:43+00:00　查询：{'query': 'B100', 'start': '2024-01-01', 'end': '2024-12-31', 'source': 'hn-algolia'}</w:t>
       </w:r>
     </w:p>
     <w:p>
@@ -3078,7 +3435,20 @@
         <w:t>ev-s-20260705-0376-29</w:t>
       </w:r>
       <w:r>
-        <w:t>［news］https://hn.algolia.com/api/v1/search_by_date?query=DeepSeek&amp;tags=story&amp;hitsPerPage=30&amp;numericFilters=created_at_i%3E%3D1733011200%2Ccreated_at_i%3C%3D1743465599　抓取于 2026-07-05T07:51:43+00:00　查询：{'query': 'DeepSeek', 'start': '2024-12-01', 'end': '2025-03-31', 'source': 'hn-algolia'}</w:t>
+        <w:t>［news］</w:t>
+      </w:r>
+      <w:hyperlink r:id="rId36">
+        <w:r>
+          <w:rPr>
+            <w:rFonts w:ascii="Helvetica Neue" w:hAnsi="Helvetica Neue" w:cs="Helvetica Neue" w:eastAsia="PingFang SC" w:hint="eastAsia"/>
+            <w:color w:val="0563C1"/>
+            <w:u w:val="single"/>
+          </w:rPr>
+          <w:t>https://hn.algolia.com/api/v1/search_by_date?query=DeepSeek&amp;tags=story&amp;hitsPerPage=30&amp;numericFilters=created_at_i%3E%3D1733011200%2Ccreated_at_i%3C%3D1743465599</w:t>
+        </w:r>
+      </w:hyperlink>
+      <w:r>
+        <w:t xml:space="preserve">　抓取于 2026-07-05T07:51:43+00:00　查询：{'query': 'DeepSeek', 'start': '2024-12-01', 'end': '2025-03-31', 'source': 'hn-algolia'}</w:t>
       </w:r>
     </w:p>
     <w:p>
@@ -3092,7 +3462,20 @@
         <w:t>ev-s-20260705-0376-30</w:t>
       </w:r>
       <w:r>
-        <w:t>［news］https://hn.algolia.com/api/v1/search_by_date?query=DeepSeek+V3&amp;tags=story&amp;hitsPerPage=20&amp;numericFilters=created_at_i%3E%3D1733011200%2Ccreated_at_i%3C%3D1736985599　抓取于 2026-07-05T07:51:50+00:00　查询：{'query': 'DeepSeek V3', 'start': '2024-12-01', 'end': '2025-01-15', 'source': 'hn-algolia'}</w:t>
+        <w:t>［news］</w:t>
+      </w:r>
+      <w:hyperlink r:id="rId37">
+        <w:r>
+          <w:rPr>
+            <w:rFonts w:ascii="Helvetica Neue" w:hAnsi="Helvetica Neue" w:cs="Helvetica Neue" w:eastAsia="PingFang SC" w:hint="eastAsia"/>
+            <w:color w:val="0563C1"/>
+            <w:u w:val="single"/>
+          </w:rPr>
+          <w:t>https://hn.algolia.com/api/v1/search_by_date?query=DeepSeek+V3&amp;tags=story&amp;hitsPerPage=20&amp;numericFilters=created_at_i%3E%3D1733011200%2Ccreated_at_i%3C%3D1736985599</w:t>
+        </w:r>
+      </w:hyperlink>
+      <w:r>
+        <w:t xml:space="preserve">　抓取于 2026-07-05T07:51:50+00:00　查询：{'query': 'DeepSeek V3', 'start': '2024-12-01', 'end': '2025-01-15', 'source': 'hn-algolia'}</w:t>
       </w:r>
     </w:p>
     <w:p>
@@ -3106,7 +3489,20 @@
         <w:t>ev-s-20260705-0376-31</w:t>
       </w:r>
       <w:r>
-        <w:t>［news］https://hn.algolia.com/api/v1/search_by_date?query=GTC&amp;tags=story&amp;hitsPerPage=30&amp;numericFilters=created_at_i%3E%3D1709251200%2Ccreated_at_i%3C%3D1713225599　抓取于 2026-07-05T07:51:50+00:00　查询：{'query': 'GTC', 'start': '2024-03-01', 'end': '2024-04-15', 'source': 'hn-algolia'}</w:t>
+        <w:t>［news］</w:t>
+      </w:r>
+      <w:hyperlink r:id="rId38">
+        <w:r>
+          <w:rPr>
+            <w:rFonts w:ascii="Helvetica Neue" w:hAnsi="Helvetica Neue" w:cs="Helvetica Neue" w:eastAsia="PingFang SC" w:hint="eastAsia"/>
+            <w:color w:val="0563C1"/>
+            <w:u w:val="single"/>
+          </w:rPr>
+          <w:t>https://hn.algolia.com/api/v1/search_by_date?query=GTC&amp;tags=story&amp;hitsPerPage=30&amp;numericFilters=created_at_i%3E%3D1709251200%2Ccreated_at_i%3C%3D1713225599</w:t>
+        </w:r>
+      </w:hyperlink>
+      <w:r>
+        <w:t xml:space="preserve">　抓取于 2026-07-05T07:51:50+00:00　查询：{'query': 'GTC', 'start': '2024-03-01', 'end': '2024-04-15', 'source': 'hn-algolia'}</w:t>
       </w:r>
     </w:p>
     <w:p>
@@ -3120,7 +3516,20 @@
         <w:t>ev-s-20260705-0376-32</w:t>
       </w:r>
       <w:r>
-        <w:t>［news］https://hn.algolia.com/api/v1/search_by_date?query=RTX&amp;tags=story&amp;hitsPerPage=30&amp;numericFilters=created_at_i%3E%3D1625097600%2Ccreated_at_i%3C%3D1635724799　抓取于 2026-07-05T07:51:50+00:00　查询：{'query': 'RTX', 'start': '2021-07-01', 'end': '2021-10-31', 'source': 'hn-algolia'}</w:t>
+        <w:t>［news］</w:t>
+      </w:r>
+      <w:hyperlink r:id="rId39">
+        <w:r>
+          <w:rPr>
+            <w:rFonts w:ascii="Helvetica Neue" w:hAnsi="Helvetica Neue" w:cs="Helvetica Neue" w:eastAsia="PingFang SC" w:hint="eastAsia"/>
+            <w:color w:val="0563C1"/>
+            <w:u w:val="single"/>
+          </w:rPr>
+          <w:t>https://hn.algolia.com/api/v1/search_by_date?query=RTX&amp;tags=story&amp;hitsPerPage=30&amp;numericFilters=created_at_i%3E%3D1625097600%2Ccreated_at_i%3C%3D1635724799</w:t>
+        </w:r>
+      </w:hyperlink>
+      <w:r>
+        <w:t xml:space="preserve">　抓取于 2026-07-05T07:51:50+00:00　查询：{'query': 'RTX', 'start': '2021-07-01', 'end': '2021-10-31', 'source': 'hn-algolia'}</w:t>
       </w:r>
     </w:p>
     <w:p>
@@ -3134,7 +3543,20 @@
         <w:t>ev-s-20260705-0376-33</w:t>
       </w:r>
       <w:r>
-        <w:t>［news］https://hn.algolia.com/api/v1/search_by_date?query=DeepSeek+R1&amp;tags=story&amp;hitsPerPage=20&amp;numericFilters=created_at_i%3E%3D1737331200%2Ccreated_at_i%3C%3D1739231999　抓取于 2026-07-05T07:51:50+00:00　查询：{'query': 'DeepSeek R1', 'start': '2025-01-20', 'end': '2025-02-10', 'source': 'hn-algolia'}</w:t>
+        <w:t>［news］</w:t>
+      </w:r>
+      <w:hyperlink r:id="rId40">
+        <w:r>
+          <w:rPr>
+            <w:rFonts w:ascii="Helvetica Neue" w:hAnsi="Helvetica Neue" w:cs="Helvetica Neue" w:eastAsia="PingFang SC" w:hint="eastAsia"/>
+            <w:color w:val="0563C1"/>
+            <w:u w:val="single"/>
+          </w:rPr>
+          <w:t>https://hn.algolia.com/api/v1/search_by_date?query=DeepSeek+R1&amp;tags=story&amp;hitsPerPage=20&amp;numericFilters=created_at_i%3E%3D1737331200%2Ccreated_at_i%3C%3D1739231999</w:t>
+        </w:r>
+      </w:hyperlink>
+      <w:r>
+        <w:t xml:space="preserve">　抓取于 2026-07-05T07:51:50+00:00　查询：{'query': 'DeepSeek R1', 'start': '2025-01-20', 'end': '2025-02-10', 'source': 'hn-algolia'}</w:t>
       </w:r>
     </w:p>
     <w:p>
@@ -3148,7 +3570,20 @@
         <w:t>ev-s-20260705-0376-34</w:t>
       </w:r>
       <w:r>
-        <w:t>［news］https://hn.algolia.com/api/v1/search_by_date?query=crypto&amp;tags=story&amp;hitsPerPage=20&amp;numericFilters=created_at_i%3E%3D1625097600%2Ccreated_at_i%3C%3D1635724799　抓取于 2026-07-05T07:51:57+00:00　查询：{'query': 'crypto', 'start': '2021-07-01', 'end': '2021-10-31', 'source': 'hn-algolia'}</w:t>
+        <w:t>［news］</w:t>
+      </w:r>
+      <w:hyperlink r:id="rId41">
+        <w:r>
+          <w:rPr>
+            <w:rFonts w:ascii="Helvetica Neue" w:hAnsi="Helvetica Neue" w:cs="Helvetica Neue" w:eastAsia="PingFang SC" w:hint="eastAsia"/>
+            <w:color w:val="0563C1"/>
+            <w:u w:val="single"/>
+          </w:rPr>
+          <w:t>https://hn.algolia.com/api/v1/search_by_date?query=crypto&amp;tags=story&amp;hitsPerPage=20&amp;numericFilters=created_at_i%3E%3D1625097600%2Ccreated_at_i%3C%3D1635724799</w:t>
+        </w:r>
+      </w:hyperlink>
+      <w:r>
+        <w:t xml:space="preserve">　抓取于 2026-07-05T07:51:57+00:00　查询：{'query': 'crypto', 'start': '2021-07-01', 'end': '2021-10-31', 'source': 'hn-algolia'}</w:t>
       </w:r>
     </w:p>
     <w:p>
@@ -3162,7 +3597,20 @@
         <w:t>ev-s-20260705-0376-35</w:t>
       </w:r>
       <w:r>
-        <w:t>［news］https://hn.algolia.com/api/v1/search_by_date?query=Nvidia&amp;tags=story&amp;hitsPerPage=30&amp;numericFilters=created_at_i%3E%3D1710460800%2Ccreated_at_i%3C%3D1711929599　抓取于 2026-07-05T07:51:57+00:00　查询：{'query': 'Nvidia', 'start': '2024-03-15', 'end': '2024-03-31', 'source': 'hn-algolia'}</w:t>
+        <w:t>［news］</w:t>
+      </w:r>
+      <w:hyperlink r:id="rId42">
+        <w:r>
+          <w:rPr>
+            <w:rFonts w:ascii="Helvetica Neue" w:hAnsi="Helvetica Neue" w:cs="Helvetica Neue" w:eastAsia="PingFang SC" w:hint="eastAsia"/>
+            <w:color w:val="0563C1"/>
+            <w:u w:val="single"/>
+          </w:rPr>
+          <w:t>https://hn.algolia.com/api/v1/search_by_date?query=Nvidia&amp;tags=story&amp;hitsPerPage=30&amp;numericFilters=created_at_i%3E%3D1710460800%2Ccreated_at_i%3C%3D1711929599</w:t>
+        </w:r>
+      </w:hyperlink>
+      <w:r>
+        <w:t xml:space="preserve">　抓取于 2026-07-05T07:51:57+00:00　查询：{'query': 'Nvidia', 'start': '2024-03-15', 'end': '2024-03-31', 'source': 'hn-algolia'}</w:t>
       </w:r>
     </w:p>
     <w:p>
@@ -3176,7 +3624,20 @@
         <w:t>ev-s-20260705-0376-36</w:t>
       </w:r>
       <w:r>
-        <w:t>［news］https://hn.algolia.com/api/v1/search_by_date?query=GTC&amp;tags=story&amp;hitsPerPage=30&amp;numericFilters=created_at_i%3E%3D1741996800%2Ccreated_at_i%3C%3D1743465599　抓取于 2026-07-05T07:51:57+00:00　查询：{'query': 'GTC', 'start': '2025-03-15', 'end': '2025-03-31', 'source': 'hn-algolia'}</w:t>
+        <w:t>［news］</w:t>
+      </w:r>
+      <w:hyperlink r:id="rId43">
+        <w:r>
+          <w:rPr>
+            <w:rFonts w:ascii="Helvetica Neue" w:hAnsi="Helvetica Neue" w:cs="Helvetica Neue" w:eastAsia="PingFang SC" w:hint="eastAsia"/>
+            <w:color w:val="0563C1"/>
+            <w:u w:val="single"/>
+          </w:rPr>
+          <w:t>https://hn.algolia.com/api/v1/search_by_date?query=GTC&amp;tags=story&amp;hitsPerPage=30&amp;numericFilters=created_at_i%3E%3D1741996800%2Ccreated_at_i%3C%3D1743465599</w:t>
+        </w:r>
+      </w:hyperlink>
+      <w:r>
+        <w:t xml:space="preserve">　抓取于 2026-07-05T07:51:57+00:00　查询：{'query': 'GTC', 'start': '2025-03-15', 'end': '2025-03-31', 'source': 'hn-algolia'}</w:t>
       </w:r>
     </w:p>
     <w:p>
@@ -3190,7 +3651,20 @@
         <w:t>ev-s-20260705-0376-37</w:t>
       </w:r>
       <w:r>
-        <w:t>［news］https://hn.algolia.com/api/v1/search_by_date?query=DeepSeek&amp;tags=story&amp;hitsPerPage=30&amp;numericFilters=created_at_i%3E%3D1736899200%2Ccreated_at_i%3C%3D1738367999　抓取于 2026-07-05T07:51:57+00:00　查询：{'query': 'DeepSeek', 'start': '2025-01-15', 'end': '2025-01-31', 'source': 'hn-algolia'}</w:t>
+        <w:t>［news］</w:t>
+      </w:r>
+      <w:hyperlink r:id="rId44">
+        <w:r>
+          <w:rPr>
+            <w:rFonts w:ascii="Helvetica Neue" w:hAnsi="Helvetica Neue" w:cs="Helvetica Neue" w:eastAsia="PingFang SC" w:hint="eastAsia"/>
+            <w:color w:val="0563C1"/>
+            <w:u w:val="single"/>
+          </w:rPr>
+          <w:t>https://hn.algolia.com/api/v1/search_by_date?query=DeepSeek&amp;tags=story&amp;hitsPerPage=30&amp;numericFilters=created_at_i%3E%3D1736899200%2Ccreated_at_i%3C%3D1738367999</w:t>
+        </w:r>
+      </w:hyperlink>
+      <w:r>
+        <w:t xml:space="preserve">　抓取于 2026-07-05T07:51:57+00:00　查询：{'query': 'DeepSeek', 'start': '2025-01-15', 'end': '2025-01-31', 'source': 'hn-algolia'}</w:t>
       </w:r>
     </w:p>
     <w:p>
@@ -3204,7 +3678,20 @@
         <w:t>ev-s-20260705-0376-38</w:t>
       </w:r>
       <w:r>
-        <w:t>［news］https://hn.algolia.com/api/v1/search_by_date?query=Nvidia+GTC&amp;tags=story&amp;hitsPerPage=20&amp;numericFilters=created_at_i%3E%3D1742169600%2Ccreated_at_i%3C%3D1742687999　抓取于 2026-07-05T07:52:06+00:00　查询：{'query': 'Nvidia GTC', 'start': '2025-03-17', 'end': '2025-03-22', 'source': 'hn-algolia'}</w:t>
+        <w:t>［news］</w:t>
+      </w:r>
+      <w:hyperlink r:id="rId45">
+        <w:r>
+          <w:rPr>
+            <w:rFonts w:ascii="Helvetica Neue" w:hAnsi="Helvetica Neue" w:cs="Helvetica Neue" w:eastAsia="PingFang SC" w:hint="eastAsia"/>
+            <w:color w:val="0563C1"/>
+            <w:u w:val="single"/>
+          </w:rPr>
+          <w:t>https://hn.algolia.com/api/v1/search_by_date?query=Nvidia+GTC&amp;tags=story&amp;hitsPerPage=20&amp;numericFilters=created_at_i%3E%3D1742169600%2Ccreated_at_i%3C%3D1742687999</w:t>
+        </w:r>
+      </w:hyperlink>
+      <w:r>
+        <w:t xml:space="preserve">　抓取于 2026-07-05T07:52:06+00:00　查询：{'query': 'Nvidia GTC', 'start': '2025-03-17', 'end': '2025-03-22', 'source': 'hn-algolia'}</w:t>
       </w:r>
     </w:p>
     <w:p>
@@ -3218,7 +3705,20 @@
         <w:t>ev-s-20260705-0376-39</w:t>
       </w:r>
       <w:r>
-        <w:t>［news］https://hn.algolia.com/api/v1/search_by_date?query=Blackwell&amp;tags=story&amp;hitsPerPage=20&amp;numericFilters=created_at_i%3E%3D1710720000%2Ccreated_at_i%3C%3D1711151999　抓取于 2026-07-05T07:52:06+00:00　查询：{'query': 'Blackwell', 'start': '2024-03-18', 'end': '2024-03-22', 'source': 'hn-algolia'}</w:t>
+        <w:t>［news］</w:t>
+      </w:r>
+      <w:hyperlink r:id="rId46">
+        <w:r>
+          <w:rPr>
+            <w:rFonts w:ascii="Helvetica Neue" w:hAnsi="Helvetica Neue" w:cs="Helvetica Neue" w:eastAsia="PingFang SC" w:hint="eastAsia"/>
+            <w:color w:val="0563C1"/>
+            <w:u w:val="single"/>
+          </w:rPr>
+          <w:t>https://hn.algolia.com/api/v1/search_by_date?query=Blackwell&amp;tags=story&amp;hitsPerPage=20&amp;numericFilters=created_at_i%3E%3D1710720000%2Ccreated_at_i%3C%3D1711151999</w:t>
+        </w:r>
+      </w:hyperlink>
+      <w:r>
+        <w:t xml:space="preserve">　抓取于 2026-07-05T07:52:06+00:00　查询：{'query': 'Blackwell', 'start': '2024-03-18', 'end': '2024-03-22', 'source': 'hn-algolia'}</w:t>
       </w:r>
     </w:p>
     <w:p>
@@ -3232,7 +3732,20 @@
         <w:t>ev-s-20260705-0376-40</w:t>
       </w:r>
       <w:r>
-        <w:t>［news］https://hn.algolia.com/api/v1/search_by_date?query=DeepSeek+R1+release&amp;tags=story&amp;hitsPerPage=15&amp;numericFilters=created_at_i%3E%3D1737331200%2Ccreated_at_i%3C%3D1738108799　抓取于 2026-07-05T07:52:07+00:00　查询：{'query': 'DeepSeek R1 release', 'start': '2025-01-20', 'end': '2025-01-28', 'source': 'hn-algolia'}</w:t>
+        <w:t>［news］</w:t>
+      </w:r>
+      <w:hyperlink r:id="rId47">
+        <w:r>
+          <w:rPr>
+            <w:rFonts w:ascii="Helvetica Neue" w:hAnsi="Helvetica Neue" w:cs="Helvetica Neue" w:eastAsia="PingFang SC" w:hint="eastAsia"/>
+            <w:color w:val="0563C1"/>
+            <w:u w:val="single"/>
+          </w:rPr>
+          <w:t>https://hn.algolia.com/api/v1/search_by_date?query=DeepSeek+R1+release&amp;tags=story&amp;hitsPerPage=15&amp;numericFilters=created_at_i%3E%3D1737331200%2Ccreated_at_i%3C%3D1738108799</w:t>
+        </w:r>
+      </w:hyperlink>
+      <w:r>
+        <w:t xml:space="preserve">　抓取于 2026-07-05T07:52:07+00:00　查询：{'query': 'DeepSeek R1 release', 'start': '2025-01-20', 'end': '2025-01-28', 'source': 'hn-algolia'}</w:t>
       </w:r>
     </w:p>
     <w:p>
@@ -3246,7 +3759,20 @@
         <w:t>ev-s-20260705-0376-41</w:t>
       </w:r>
       <w:r>
-        <w:t>［news］https://hn.algolia.com/api/v1/search_by_date?query=Nvidia&amp;tags=story&amp;hitsPerPage=30&amp;numericFilters=created_at_i%3E%3D1625097600%2Ccreated_at_i%3C%3D1635724799　抓取于 2026-07-05T07:52:07+00:00　查询：{'query': 'Nvidia', 'start': '2021-07-01', 'end': '2021-10-31', 'source': 'hn-algolia'}</w:t>
+        <w:t>［news］</w:t>
+      </w:r>
+      <w:hyperlink r:id="rId48">
+        <w:r>
+          <w:rPr>
+            <w:rFonts w:ascii="Helvetica Neue" w:hAnsi="Helvetica Neue" w:cs="Helvetica Neue" w:eastAsia="PingFang SC" w:hint="eastAsia"/>
+            <w:color w:val="0563C1"/>
+            <w:u w:val="single"/>
+          </w:rPr>
+          <w:t>https://hn.algolia.com/api/v1/search_by_date?query=Nvidia&amp;tags=story&amp;hitsPerPage=30&amp;numericFilters=created_at_i%3E%3D1625097600%2Ccreated_at_i%3C%3D1635724799</w:t>
+        </w:r>
+      </w:hyperlink>
+      <w:r>
+        <w:t xml:space="preserve">　抓取于 2026-07-05T07:52:07+00:00　查询：{'query': 'Nvidia', 'start': '2021-07-01', 'end': '2021-10-31', 'source': 'hn-algolia'}</w:t>
       </w:r>
     </w:p>
     <w:p>
@@ -3260,7 +3786,20 @@
         <w:t>ev-s-20260705-0376-42</w:t>
       </w:r>
       <w:r>
-        <w:t>［news］https://hn.algolia.com/api/v1/search_by_date?query=GPU+shortage&amp;tags=story&amp;hitsPerPage=20&amp;numericFilters=created_at_i%3E%3D1625097600%2Ccreated_at_i%3C%3D1635724799　抓取于 2026-07-05T07:52:15+00:00　查询：{'query': 'GPU shortage', 'start': '2021-07-01', 'end': '2021-10-31', 'source': 'hn-algolia'}</w:t>
+        <w:t>［news］</w:t>
+      </w:r>
+      <w:hyperlink r:id="rId49">
+        <w:r>
+          <w:rPr>
+            <w:rFonts w:ascii="Helvetica Neue" w:hAnsi="Helvetica Neue" w:cs="Helvetica Neue" w:eastAsia="PingFang SC" w:hint="eastAsia"/>
+            <w:color w:val="0563C1"/>
+            <w:u w:val="single"/>
+          </w:rPr>
+          <w:t>https://hn.algolia.com/api/v1/search_by_date?query=GPU+shortage&amp;tags=story&amp;hitsPerPage=20&amp;numericFilters=created_at_i%3E%3D1625097600%2Ccreated_at_i%3C%3D1635724799</w:t>
+        </w:r>
+      </w:hyperlink>
+      <w:r>
+        <w:t xml:space="preserve">　抓取于 2026-07-05T07:52:15+00:00　查询：{'query': 'GPU shortage', 'start': '2021-07-01', 'end': '2021-10-31', 'source': 'hn-algolia'}</w:t>
       </w:r>
     </w:p>
     <w:p>
@@ -3274,7 +3813,20 @@
         <w:t>ev-s-20260705-0376-43</w:t>
       </w:r>
       <w:r>
-        <w:t>［news］https://hn.algolia.com/api/v1/search_by_date?query=H200&amp;tags=story&amp;hitsPerPage=20&amp;numericFilters=created_at_i%3E%3D1714521600%2Ccreated_at_i%3C%3D1725148799　抓取于 2026-07-05T07:52:16+00:00　查询：{'query': 'H200', 'start': '2024-05-01', 'end': '2024-08-31', 'source': 'hn-algolia'}</w:t>
+        <w:t>［news］</w:t>
+      </w:r>
+      <w:hyperlink r:id="rId50">
+        <w:r>
+          <w:rPr>
+            <w:rFonts w:ascii="Helvetica Neue" w:hAnsi="Helvetica Neue" w:cs="Helvetica Neue" w:eastAsia="PingFang SC" w:hint="eastAsia"/>
+            <w:color w:val="0563C1"/>
+            <w:u w:val="single"/>
+          </w:rPr>
+          <w:t>https://hn.algolia.com/api/v1/search_by_date?query=H200&amp;tags=story&amp;hitsPerPage=20&amp;numericFilters=created_at_i%3E%3D1714521600%2Ccreated_at_i%3C%3D1725148799</w:t>
+        </w:r>
+      </w:hyperlink>
+      <w:r>
+        <w:t xml:space="preserve">　抓取于 2026-07-05T07:52:16+00:00　查询：{'query': 'H200', 'start': '2024-05-01', 'end': '2024-08-31', 'source': 'hn-algolia'}</w:t>
       </w:r>
     </w:p>
     <w:p>
@@ -3288,7 +3840,20 @@
         <w:t>ev-s-20260705-0376-44</w:t>
       </w:r>
       <w:r>
-        <w:t>［news］https://hn.algolia.com/api/v1/search_by_date?query=Rubin&amp;tags=story&amp;hitsPerPage=20&amp;numericFilters=created_at_i%3E%3D1714521600%2Ccreated_at_i%3C%3D1751327999　抓取于 2026-07-05T07:52:16+00:00　查询：{'query': 'Rubin', 'start': '2024-05-01', 'end': '2025-06-30', 'source': 'hn-algolia'}</w:t>
+        <w:t>［news］</w:t>
+      </w:r>
+      <w:hyperlink r:id="rId51">
+        <w:r>
+          <w:rPr>
+            <w:rFonts w:ascii="Helvetica Neue" w:hAnsi="Helvetica Neue" w:cs="Helvetica Neue" w:eastAsia="PingFang SC" w:hint="eastAsia"/>
+            <w:color w:val="0563C1"/>
+            <w:u w:val="single"/>
+          </w:rPr>
+          <w:t>https://hn.algolia.com/api/v1/search_by_date?query=Rubin&amp;tags=story&amp;hitsPerPage=20&amp;numericFilters=created_at_i%3E%3D1714521600%2Ccreated_at_i%3C%3D1751327999</w:t>
+        </w:r>
+      </w:hyperlink>
+      <w:r>
+        <w:t xml:space="preserve">　抓取于 2026-07-05T07:52:16+00:00　查询：{'query': 'Rubin', 'start': '2024-05-01', 'end': '2025-06-30', 'source': 'hn-algolia'}</w:t>
       </w:r>
     </w:p>
     <w:p>
@@ -3302,7 +3867,20 @@
         <w:t>ev-s-20260705-0376-45</w:t>
       </w:r>
       <w:r>
-        <w:t>［news］https://hn.algolia.com/api/v1/search_by_date?query=export+control&amp;tags=story&amp;hitsPerPage=20&amp;numericFilters=created_at_i%3E%3D1714521600%2Ccreated_at_i%3C%3D1767225599　抓取于 2026-07-05T07:52:16+00:00　查询：{'query': 'export control', 'start': '2024-05-01', 'end': '2025-12-31', 'source': 'hn-algolia'}</w:t>
+        <w:t>［news］</w:t>
+      </w:r>
+      <w:hyperlink r:id="rId52">
+        <w:r>
+          <w:rPr>
+            <w:rFonts w:ascii="Helvetica Neue" w:hAnsi="Helvetica Neue" w:cs="Helvetica Neue" w:eastAsia="PingFang SC" w:hint="eastAsia"/>
+            <w:color w:val="0563C1"/>
+            <w:u w:val="single"/>
+          </w:rPr>
+          <w:t>https://hn.algolia.com/api/v1/search_by_date?query=export+control&amp;tags=story&amp;hitsPerPage=20&amp;numericFilters=created_at_i%3E%3D1714521600%2Ccreated_at_i%3C%3D1767225599</w:t>
+        </w:r>
+      </w:hyperlink>
+      <w:r>
+        <w:t xml:space="preserve">　抓取于 2026-07-05T07:52:16+00:00　查询：{'query': 'export control', 'start': '2024-05-01', 'end': '2025-12-31', 'source': 'hn-algolia'}</w:t>
       </w:r>
     </w:p>
     <w:p>
@@ -3316,7 +3894,20 @@
         <w:t>ev-s-20260705-0376-46</w:t>
       </w:r>
       <w:r>
-        <w:t>［news］https://hn.algolia.com/api/v1/search_by_date?query=Nvidia+stock+split&amp;tags=story&amp;hitsPerPage=20&amp;numericFilters=created_at_i%3E%3D1714521600%2Ccreated_at_i%3C%3D1722470399　抓取于 2026-07-05T07:52:24+00:00　查询：{'query': 'Nvidia stock split', 'start': '2024-05-01', 'end': '2024-07-31', 'source': 'hn-algolia'}</w:t>
+        <w:t>［news］</w:t>
+      </w:r>
+      <w:hyperlink r:id="rId53">
+        <w:r>
+          <w:rPr>
+            <w:rFonts w:ascii="Helvetica Neue" w:hAnsi="Helvetica Neue" w:cs="Helvetica Neue" w:eastAsia="PingFang SC" w:hint="eastAsia"/>
+            <w:color w:val="0563C1"/>
+            <w:u w:val="single"/>
+          </w:rPr>
+          <w:t>https://hn.algolia.com/api/v1/search_by_date?query=Nvidia+stock+split&amp;tags=story&amp;hitsPerPage=20&amp;numericFilters=created_at_i%3E%3D1714521600%2Ccreated_at_i%3C%3D1722470399</w:t>
+        </w:r>
+      </w:hyperlink>
+      <w:r>
+        <w:t xml:space="preserve">　抓取于 2026-07-05T07:52:24+00:00　查询：{'query': 'Nvidia stock split', 'start': '2024-05-01', 'end': '2024-07-31', 'source': 'hn-algolia'}</w:t>
       </w:r>
     </w:p>
     <w:p>
@@ -3330,7 +3921,20 @@
         <w:t>ev-s-20260705-0376-47</w:t>
       </w:r>
       <w:r>
-        <w:t>［news］https://hn.algolia.com/api/v1/search_by_date?query=Nvidia+earnings&amp;tags=story&amp;hitsPerPage=20&amp;numericFilters=created_at_i%3E%3D1714521600%2Ccreated_at_i%3C%3D1735689599　抓取于 2026-07-05T07:52:24+00:00　查询：{'query': 'Nvidia earnings', 'start': '2024-05-01', 'end': '2024-12-31', 'source': 'hn-algolia'}</w:t>
+        <w:t>［news］</w:t>
+      </w:r>
+      <w:hyperlink r:id="rId54">
+        <w:r>
+          <w:rPr>
+            <w:rFonts w:ascii="Helvetica Neue" w:hAnsi="Helvetica Neue" w:cs="Helvetica Neue" w:eastAsia="PingFang SC" w:hint="eastAsia"/>
+            <w:color w:val="0563C1"/>
+            <w:u w:val="single"/>
+          </w:rPr>
+          <w:t>https://hn.algolia.com/api/v1/search_by_date?query=Nvidia+earnings&amp;tags=story&amp;hitsPerPage=20&amp;numericFilters=created_at_i%3E%3D1714521600%2Ccreated_at_i%3C%3D1735689599</w:t>
+        </w:r>
+      </w:hyperlink>
+      <w:r>
+        <w:t xml:space="preserve">　抓取于 2026-07-05T07:52:24+00:00　查询：{'query': 'Nvidia earnings', 'start': '2024-05-01', 'end': '2024-12-31', 'source': 'hn-algolia'}</w:t>
       </w:r>
     </w:p>
     <w:p>
@@ -3344,7 +3948,20 @@
         <w:t>ev-s-20260705-0376-48</w:t>
       </w:r>
       <w:r>
-        <w:t>［news］https://hn.algolia.com/api/v1/search_by_date?query=chip+ban&amp;tags=story&amp;hitsPerPage=20&amp;numericFilters=created_at_i%3E%3D1714521600%2Ccreated_at_i%3C%3D1751327999　抓取于 2026-07-05T07:52:25+00:00　查询：{'query': 'chip ban', 'start': '2024-05-01', 'end': '2025-06-30', 'source': 'hn-algolia'}</w:t>
+        <w:t>［news］</w:t>
+      </w:r>
+      <w:hyperlink r:id="rId55">
+        <w:r>
+          <w:rPr>
+            <w:rFonts w:ascii="Helvetica Neue" w:hAnsi="Helvetica Neue" w:cs="Helvetica Neue" w:eastAsia="PingFang SC" w:hint="eastAsia"/>
+            <w:color w:val="0563C1"/>
+            <w:u w:val="single"/>
+          </w:rPr>
+          <w:t>https://hn.algolia.com/api/v1/search_by_date?query=chip+ban&amp;tags=story&amp;hitsPerPage=20&amp;numericFilters=created_at_i%3E%3D1714521600%2Ccreated_at_i%3C%3D1751327999</w:t>
+        </w:r>
+      </w:hyperlink>
+      <w:r>
+        <w:t xml:space="preserve">　抓取于 2026-07-05T07:52:25+00:00　查询：{'query': 'chip ban', 'start': '2024-05-01', 'end': '2025-06-30', 'source': 'hn-algolia'}</w:t>
       </w:r>
     </w:p>
     <w:p>
@@ -3358,7 +3975,20 @@
         <w:t>ev-s-20260705-0376-49</w:t>
       </w:r>
       <w:r>
-        <w:t>［news］https://hn.algolia.com/api/v1/search_by_date?query=Nvidia+H200&amp;tags=story&amp;hitsPerPage=20&amp;numericFilters=created_at_i%3E%3D1685577600%2Ccreated_at_i%3C%3D1719791999　抓取于 2026-07-05T07:52:25+00:00　查询：{'query': 'Nvidia H200', 'start': '2023-06-01', 'end': '2024-06-30', 'source': 'hn-algolia'}</w:t>
+        <w:t>［news］</w:t>
+      </w:r>
+      <w:hyperlink r:id="rId56">
+        <w:r>
+          <w:rPr>
+            <w:rFonts w:ascii="Helvetica Neue" w:hAnsi="Helvetica Neue" w:cs="Helvetica Neue" w:eastAsia="PingFang SC" w:hint="eastAsia"/>
+            <w:color w:val="0563C1"/>
+            <w:u w:val="single"/>
+          </w:rPr>
+          <w:t>https://hn.algolia.com/api/v1/search_by_date?query=Nvidia+H200&amp;tags=story&amp;hitsPerPage=20&amp;numericFilters=created_at_i%3E%3D1685577600%2Ccreated_at_i%3C%3D1719791999</w:t>
+        </w:r>
+      </w:hyperlink>
+      <w:r>
+        <w:t xml:space="preserve">　抓取于 2026-07-05T07:52:25+00:00　查询：{'query': 'Nvidia H200', 'start': '2023-06-01', 'end': '2024-06-30', 'source': 'hn-algolia'}</w:t>
       </w:r>
     </w:p>
     <w:p>
@@ -3372,7 +4002,20 @@
         <w:t>ev-s-20260705-0376-50</w:t>
       </w:r>
       <w:r>
-        <w:t>［news］https://hn.algolia.com/api/v1/search_by_date?query=Nvidia+mining&amp;tags=story&amp;hitsPerPage=20&amp;numericFilters=created_at_i%3E%3D1625097600%2Ccreated_at_i%3C%3D1635724799　抓取于 2026-07-05T07:52:33+00:00　查询：{'query': 'Nvidia mining', 'start': '2021-07-01', 'end': '2021-10-31', 'source': 'hn-algolia'}</w:t>
+        <w:t>［news］</w:t>
+      </w:r>
+      <w:hyperlink r:id="rId57">
+        <w:r>
+          <w:rPr>
+            <w:rFonts w:ascii="Helvetica Neue" w:hAnsi="Helvetica Neue" w:cs="Helvetica Neue" w:eastAsia="PingFang SC" w:hint="eastAsia"/>
+            <w:color w:val="0563C1"/>
+            <w:u w:val="single"/>
+          </w:rPr>
+          <w:t>https://hn.algolia.com/api/v1/search_by_date?query=Nvidia+mining&amp;tags=story&amp;hitsPerPage=20&amp;numericFilters=created_at_i%3E%3D1625097600%2Ccreated_at_i%3C%3D1635724799</w:t>
+        </w:r>
+      </w:hyperlink>
+      <w:r>
+        <w:t xml:space="preserve">　抓取于 2026-07-05T07:52:33+00:00　查询：{'query': 'Nvidia mining', 'start': '2021-07-01', 'end': '2021-10-31', 'source': 'hn-algolia'}</w:t>
       </w:r>
     </w:p>
     <w:p>
@@ -3386,7 +4029,20 @@
         <w:t>ev-s-20260705-0376-51</w:t>
       </w:r>
       <w:r>
-        <w:t>［news］https://hn.algolia.com/api/v1/search_by_date?query=Vera+Rubin&amp;tags=story&amp;hitsPerPage=20&amp;numericFilters=created_at_i%3E%3D1740787200%2Ccreated_at_i%3C%3D1751327999　抓取于 2026-07-05T07:52:33+00:00　查询：{'query': 'Vera Rubin', 'start': '2025-03-01', 'end': '2025-06-30', 'source': 'hn-algolia'}</w:t>
+        <w:t>［news］</w:t>
+      </w:r>
+      <w:hyperlink r:id="rId58">
+        <w:r>
+          <w:rPr>
+            <w:rFonts w:ascii="Helvetica Neue" w:hAnsi="Helvetica Neue" w:cs="Helvetica Neue" w:eastAsia="PingFang SC" w:hint="eastAsia"/>
+            <w:color w:val="0563C1"/>
+            <w:u w:val="single"/>
+          </w:rPr>
+          <w:t>https://hn.algolia.com/api/v1/search_by_date?query=Vera+Rubin&amp;tags=story&amp;hitsPerPage=20&amp;numericFilters=created_at_i%3E%3D1740787200%2Ccreated_at_i%3C%3D1751327999</w:t>
+        </w:r>
+      </w:hyperlink>
+      <w:r>
+        <w:t xml:space="preserve">　抓取于 2026-07-05T07:52:33+00:00　查询：{'query': 'Vera Rubin', 'start': '2025-03-01', 'end': '2025-06-30', 'source': 'hn-algolia'}</w:t>
       </w:r>
     </w:p>
     <w:p>
@@ -3400,7 +4056,20 @@
         <w:t>ev-s-20260705-0376-52</w:t>
       </w:r>
       <w:r>
-        <w:t>［news］https://hn.algolia.com/api/v1/search_by_date?query=metaverse&amp;tags=story&amp;hitsPerPage=20&amp;numericFilters=created_at_i%3E%3D1625097600%2Ccreated_at_i%3C%3D1635724799　抓取于 2026-07-05T07:52:33+00:00　查询：{'query': 'metaverse', 'start': '2021-07-01', 'end': '2021-10-31', 'source': 'hn-algolia'}</w:t>
+        <w:t>［news］</w:t>
+      </w:r>
+      <w:hyperlink r:id="rId59">
+        <w:r>
+          <w:rPr>
+            <w:rFonts w:ascii="Helvetica Neue" w:hAnsi="Helvetica Neue" w:cs="Helvetica Neue" w:eastAsia="PingFang SC" w:hint="eastAsia"/>
+            <w:color w:val="0563C1"/>
+            <w:u w:val="single"/>
+          </w:rPr>
+          <w:t>https://hn.algolia.com/api/v1/search_by_date?query=metaverse&amp;tags=story&amp;hitsPerPage=20&amp;numericFilters=created_at_i%3E%3D1625097600%2Ccreated_at_i%3C%3D1635724799</w:t>
+        </w:r>
+      </w:hyperlink>
+      <w:r>
+        <w:t xml:space="preserve">　抓取于 2026-07-05T07:52:33+00:00　查询：{'query': 'metaverse', 'start': '2021-07-01', 'end': '2021-10-31', 'source': 'hn-algolia'}</w:t>
       </w:r>
     </w:p>
     <w:p>
@@ -3414,7 +4083,20 @@
         <w:t>ev-s-20260705-0376-53</w:t>
       </w:r>
       <w:r>
-        <w:t>［news］https://hn.algolia.com/api/v1/search_by_date?query=Omniverse&amp;tags=story&amp;hitsPerPage=20&amp;numericFilters=created_at_i%3E%3D1625097600%2Ccreated_at_i%3C%3D1635724799　抓取于 2026-07-05T07:52:38+00:00　查询：{'query': 'Omniverse', 'start': '2021-07-01', 'end': '2021-10-31', 'source': 'hn-algolia'}</w:t>
+        <w:t>［news］</w:t>
+      </w:r>
+      <w:hyperlink r:id="rId60">
+        <w:r>
+          <w:rPr>
+            <w:rFonts w:ascii="Helvetica Neue" w:hAnsi="Helvetica Neue" w:cs="Helvetica Neue" w:eastAsia="PingFang SC" w:hint="eastAsia"/>
+            <w:color w:val="0563C1"/>
+            <w:u w:val="single"/>
+          </w:rPr>
+          <w:t>https://hn.algolia.com/api/v1/search_by_date?query=Omniverse&amp;tags=story&amp;hitsPerPage=20&amp;numericFilters=created_at_i%3E%3D1625097600%2Ccreated_at_i%3C%3D1635724799</w:t>
+        </w:r>
+      </w:hyperlink>
+      <w:r>
+        <w:t xml:space="preserve">　抓取于 2026-07-05T07:52:38+00:00　查询：{'query': 'Omniverse', 'start': '2021-07-01', 'end': '2021-10-31', 'source': 'hn-algolia'}</w:t>
       </w:r>
     </w:p>
     <w:p>
@@ -3428,7 +4110,20 @@
         <w:t>ev-s-20260705-0376-54</w:t>
       </w:r>
       <w:r>
-        <w:t>［news］https://hn.algolia.com/api/v1/search_by_date?query=Nvidia+earnings+2025&amp;tags=story&amp;hitsPerPage=15&amp;numericFilters=created_at_i%3E%3D1735689600%2Ccreated_at_i%3C%3D1751327999　抓取于 2026-07-05T07:52:45+00:00　查询：{'query': 'Nvidia earnings 2025', 'start': '2025-01-01', 'end': '2025-06-30', 'source': 'hn-algolia'}</w:t>
+        <w:t>［news］</w:t>
+      </w:r>
+      <w:hyperlink r:id="rId61">
+        <w:r>
+          <w:rPr>
+            <w:rFonts w:ascii="Helvetica Neue" w:hAnsi="Helvetica Neue" w:cs="Helvetica Neue" w:eastAsia="PingFang SC" w:hint="eastAsia"/>
+            <w:color w:val="0563C1"/>
+            <w:u w:val="single"/>
+          </w:rPr>
+          <w:t>https://hn.algolia.com/api/v1/search_by_date?query=Nvidia+earnings+2025&amp;tags=story&amp;hitsPerPage=15&amp;numericFilters=created_at_i%3E%3D1735689600%2Ccreated_at_i%3C%3D1751327999</w:t>
+        </w:r>
+      </w:hyperlink>
+      <w:r>
+        <w:t xml:space="preserve">　抓取于 2026-07-05T07:52:45+00:00　查询：{'query': 'Nvidia earnings 2025', 'start': '2025-01-01', 'end': '2025-06-30', 'source': 'hn-algolia'}</w:t>
       </w:r>
     </w:p>
     <w:p>
@@ -3442,7 +4137,20 @@
         <w:t>ev-s-20260705-0376-55</w:t>
       </w:r>
       <w:r>
-        <w:t>［news］https://hn.algolia.com/api/v1/search_by_date?query=Nvidia+RTX+40&amp;tags=story&amp;hitsPerPage=15&amp;numericFilters=created_at_i%3E%3D1661990400%2Ccreated_at_i%3C%3D1669852799　抓取于 2026-07-05T07:52:45+00:00　查询：{'query': 'Nvidia RTX 40', 'start': '2022-09-01', 'end': '2022-11-30', 'source': 'hn-algolia'}</w:t>
+        <w:t>［news］</w:t>
+      </w:r>
+      <w:hyperlink r:id="rId62">
+        <w:r>
+          <w:rPr>
+            <w:rFonts w:ascii="Helvetica Neue" w:hAnsi="Helvetica Neue" w:cs="Helvetica Neue" w:eastAsia="PingFang SC" w:hint="eastAsia"/>
+            <w:color w:val="0563C1"/>
+            <w:u w:val="single"/>
+          </w:rPr>
+          <w:t>https://hn.algolia.com/api/v1/search_by_date?query=Nvidia+RTX+40&amp;tags=story&amp;hitsPerPage=15&amp;numericFilters=created_at_i%3E%3D1661990400%2Ccreated_at_i%3C%3D1669852799</w:t>
+        </w:r>
+      </w:hyperlink>
+      <w:r>
+        <w:t xml:space="preserve">　抓取于 2026-07-05T07:52:45+00:00　查询：{'query': 'Nvidia RTX 40', 'start': '2022-09-01', 'end': '2022-11-30', 'source': 'hn-algolia'}</w:t>
       </w:r>
     </w:p>
     <w:p>
@@ -3456,7 +4164,20 @@
         <w:t>ev-s-20260705-0376-56</w:t>
       </w:r>
       <w:r>
-        <w:t>［news］https://hn.algolia.com/api/v1/search_by_date?query=DeepSeek+R1+January&amp;tags=story&amp;hitsPerPage=20&amp;numericFilters=created_at_i%3E%3D1737158400%2Ccreated_at_i%3C%3D1738454399　抓取于 2026-07-05T07:52:45+00:00　查询：{'query': 'DeepSeek R1 January', 'start': '2025-01-18', 'end': '2025-02-01', 'source': 'hn-algolia'}</w:t>
+        <w:t>［news］</w:t>
+      </w:r>
+      <w:hyperlink r:id="rId63">
+        <w:r>
+          <w:rPr>
+            <w:rFonts w:ascii="Helvetica Neue" w:hAnsi="Helvetica Neue" w:cs="Helvetica Neue" w:eastAsia="PingFang SC" w:hint="eastAsia"/>
+            <w:color w:val="0563C1"/>
+            <w:u w:val="single"/>
+          </w:rPr>
+          <w:t>https://hn.algolia.com/api/v1/search_by_date?query=DeepSeek+R1+January&amp;tags=story&amp;hitsPerPage=20&amp;numericFilters=created_at_i%3E%3D1737158400%2Ccreated_at_i%3C%3D1738454399</w:t>
+        </w:r>
+      </w:hyperlink>
+      <w:r>
+        <w:t xml:space="preserve">　抓取于 2026-07-05T07:52:45+00:00　查询：{'query': 'DeepSeek R1 January', 'start': '2025-01-18', 'end': '2025-02-01', 'source': 'hn-algolia'}</w:t>
       </w:r>
     </w:p>
     <w:p>
@@ -3470,7 +4191,20 @@
         <w:t>ev-s-20260705-0376-57</w:t>
       </w:r>
       <w:r>
-        <w:t>［news］https://hn.algolia.com/api/v1/search_by_date?query=Nvidia+B20&amp;tags=story&amp;hitsPerPage=20&amp;numericFilters=created_at_i%3E%3D1704067200%2Ccreated_at_i%3C%3D1751327999　抓取于 2026-07-05T07:52:46+00:00　查询：{'query': 'Nvidia B20', 'start': '2024-01-01', 'end': '2025-06-30', 'source': 'hn-algolia'}</w:t>
+        <w:t>［news］</w:t>
+      </w:r>
+      <w:hyperlink r:id="rId64">
+        <w:r>
+          <w:rPr>
+            <w:rFonts w:ascii="Helvetica Neue" w:hAnsi="Helvetica Neue" w:cs="Helvetica Neue" w:eastAsia="PingFang SC" w:hint="eastAsia"/>
+            <w:color w:val="0563C1"/>
+            <w:u w:val="single"/>
+          </w:rPr>
+          <w:t>https://hn.algolia.com/api/v1/search_by_date?query=Nvidia+B20&amp;tags=story&amp;hitsPerPage=20&amp;numericFilters=created_at_i%3E%3D1704067200%2Ccreated_at_i%3C%3D1751327999</w:t>
+        </w:r>
+      </w:hyperlink>
+      <w:r>
+        <w:t xml:space="preserve">　抓取于 2026-07-05T07:52:46+00:00　查询：{'query': 'Nvidia B20', 'start': '2024-01-01', 'end': '2025-06-30', 'source': 'hn-algolia'}</w:t>
       </w:r>
     </w:p>
     <w:p>
@@ -3484,7 +4218,20 @@
         <w:t>ev-s-20260705-0376-58</w:t>
       </w:r>
       <w:r>
-        <w:t>［news］https://hn.algolia.com/api/v1/search_by_date?query=GB200+NVL72&amp;tags=story&amp;hitsPerPage=15&amp;numericFilters=created_at_i%3E%3D1709251200%2Ccreated_at_i%3C%3D1735689599　抓取于 2026-07-05T07:52:53+00:00　查询：{'query': 'GB200 NVL72', 'start': '2024-03-01', 'end': '2024-12-31', 'source': 'hn-algolia'}</w:t>
+        <w:t>［news］</w:t>
+      </w:r>
+      <w:hyperlink r:id="rId65">
+        <w:r>
+          <w:rPr>
+            <w:rFonts w:ascii="Helvetica Neue" w:hAnsi="Helvetica Neue" w:cs="Helvetica Neue" w:eastAsia="PingFang SC" w:hint="eastAsia"/>
+            <w:color w:val="0563C1"/>
+            <w:u w:val="single"/>
+          </w:rPr>
+          <w:t>https://hn.algolia.com/api/v1/search_by_date?query=GB200+NVL72&amp;tags=story&amp;hitsPerPage=15&amp;numericFilters=created_at_i%3E%3D1709251200%2Ccreated_at_i%3C%3D1735689599</w:t>
+        </w:r>
+      </w:hyperlink>
+      <w:r>
+        <w:t xml:space="preserve">　抓取于 2026-07-05T07:52:53+00:00　查询：{'query': 'GB200 NVL72', 'start': '2024-03-01', 'end': '2024-12-31', 'source': 'hn-algolia'}</w:t>
       </w:r>
     </w:p>
     <w:p>
@@ -3498,7 +4245,20 @@
         <w:t>ev-s-20260705-0376-59</w:t>
       </w:r>
       <w:r>
-        <w:t>［news］https://hn.algolia.com/api/v1/search_by_date?query=Llama+3&amp;tags=story&amp;hitsPerPage=15&amp;numericFilters=created_at_i%3E%3D1711929600%2Ccreated_at_i%3C%3D1722470399　抓取于 2026-07-05T07:52:53+00:00　查询：{'query': 'Llama 3', 'start': '2024-04-01', 'end': '2024-07-31', 'source': 'hn-algolia'}</w:t>
+        <w:t>［news］</w:t>
+      </w:r>
+      <w:hyperlink r:id="rId66">
+        <w:r>
+          <w:rPr>
+            <w:rFonts w:ascii="Helvetica Neue" w:hAnsi="Helvetica Neue" w:cs="Helvetica Neue" w:eastAsia="PingFang SC" w:hint="eastAsia"/>
+            <w:color w:val="0563C1"/>
+            <w:u w:val="single"/>
+          </w:rPr>
+          <w:t>https://hn.algolia.com/api/v1/search_by_date?query=Llama+3&amp;tags=story&amp;hitsPerPage=15&amp;numericFilters=created_at_i%3E%3D1711929600%2Ccreated_at_i%3C%3D1722470399</w:t>
+        </w:r>
+      </w:hyperlink>
+      <w:r>
+        <w:t xml:space="preserve">　抓取于 2026-07-05T07:52:53+00:00　查询：{'query': 'Llama 3', 'start': '2024-04-01', 'end': '2024-07-31', 'source': 'hn-algolia'}</w:t>
       </w:r>
     </w:p>
     <w:p>
@@ -3512,7 +4272,20 @@
         <w:t>ev-s-20260705-0376-60</w:t>
       </w:r>
       <w:r>
-        <w:t>［news］https://hn.algolia.com/api/v1/search_by_date?query=GPT-4&amp;tags=story&amp;hitsPerPage=15&amp;numericFilters=created_at_i%3E%3D1677628800%2Ccreated_at_i%3C%3D1681603199　抓取于 2026-07-05T07:52:53+00:00　查询：{'query': 'GPT-4', 'start': '2023-03-01', 'end': '2023-04-15', 'source': 'hn-algolia'}</w:t>
+        <w:t>［news］</w:t>
+      </w:r>
+      <w:hyperlink r:id="rId67">
+        <w:r>
+          <w:rPr>
+            <w:rFonts w:ascii="Helvetica Neue" w:hAnsi="Helvetica Neue" w:cs="Helvetica Neue" w:eastAsia="PingFang SC" w:hint="eastAsia"/>
+            <w:color w:val="0563C1"/>
+            <w:u w:val="single"/>
+          </w:rPr>
+          <w:t>https://hn.algolia.com/api/v1/search_by_date?query=GPT-4&amp;tags=story&amp;hitsPerPage=15&amp;numericFilters=created_at_i%3E%3D1677628800%2Ccreated_at_i%3C%3D1681603199</w:t>
+        </w:r>
+      </w:hyperlink>
+      <w:r>
+        <w:t xml:space="preserve">　抓取于 2026-07-05T07:52:53+00:00　查询：{'query': 'GPT-4', 'start': '2023-03-01', 'end': '2023-04-15', 'source': 'hn-algolia'}</w:t>
       </w:r>
     </w:p>
     <w:p>
@@ -3526,7 +4299,20 @@
         <w:t>ev-s-20260705-0376-61</w:t>
       </w:r>
       <w:r>
-        <w:t>［news］https://hn.algolia.com/api/v1/search_by_date?query=Nvidia+Q4+earnings&amp;tags=story&amp;hitsPerPage=10&amp;numericFilters=created_at_i%3E%3D1740009600%2Ccreated_at_i%3C%3D1741219199　抓取于 2026-07-05T07:52:53+00:00　查询：{'query': 'Nvidia Q4 earnings', 'start': '2025-02-20', 'end': '2025-03-05', 'source': 'hn-algolia'}</w:t>
+        <w:t>［news］</w:t>
+      </w:r>
+      <w:hyperlink r:id="rId68">
+        <w:r>
+          <w:rPr>
+            <w:rFonts w:ascii="Helvetica Neue" w:hAnsi="Helvetica Neue" w:cs="Helvetica Neue" w:eastAsia="PingFang SC" w:hint="eastAsia"/>
+            <w:color w:val="0563C1"/>
+            <w:u w:val="single"/>
+          </w:rPr>
+          <w:t>https://hn.algolia.com/api/v1/search_by_date?query=Nvidia+Q4+earnings&amp;tags=story&amp;hitsPerPage=10&amp;numericFilters=created_at_i%3E%3D1740009600%2Ccreated_at_i%3C%3D1741219199</w:t>
+        </w:r>
+      </w:hyperlink>
+      <w:r>
+        <w:t xml:space="preserve">　抓取于 2026-07-05T07:52:53+00:00　查询：{'query': 'Nvidia Q4 earnings', 'start': '2025-02-20', 'end': '2025-03-05', 'source': 'hn-algolia'}</w:t>
       </w:r>
     </w:p>
     <w:p>
@@ -3540,7 +4326,20 @@
         <w:t>ev-s-20260705-0376-62</w:t>
       </w:r>
       <w:r>
-        <w:t>［news］https://hn.algolia.com/api/v1/search_by_date?query=Nvidia+market+cap&amp;tags=story&amp;hitsPerPage=15&amp;numericFilters=created_at_i%3E%3D1717200000%2Ccreated_at_i%3C%3D1719791999　抓取于 2026-07-05T07:53:11+00:00　查询：{'query': 'Nvidia market cap', 'start': '2024-06-01', 'end': '2024-06-30', 'source': 'hn-algolia'}</w:t>
+        <w:t>［news］</w:t>
+      </w:r>
+      <w:hyperlink r:id="rId69">
+        <w:r>
+          <w:rPr>
+            <w:rFonts w:ascii="Helvetica Neue" w:hAnsi="Helvetica Neue" w:cs="Helvetica Neue" w:eastAsia="PingFang SC" w:hint="eastAsia"/>
+            <w:color w:val="0563C1"/>
+            <w:u w:val="single"/>
+          </w:rPr>
+          <w:t>https://hn.algolia.com/api/v1/search_by_date?query=Nvidia+market+cap&amp;tags=story&amp;hitsPerPage=15&amp;numericFilters=created_at_i%3E%3D1717200000%2Ccreated_at_i%3C%3D1719791999</w:t>
+        </w:r>
+      </w:hyperlink>
+      <w:r>
+        <w:t xml:space="preserve">　抓取于 2026-07-05T07:53:11+00:00　查询：{'query': 'Nvidia market cap', 'start': '2024-06-01', 'end': '2024-06-30', 'source': 'hn-algolia'}</w:t>
       </w:r>
     </w:p>
     <w:p>
@@ -3554,7 +4353,20 @@
         <w:t>ev-s-20260705-0376-63</w:t>
       </w:r>
       <w:r>
-        <w:t>［news］https://hn.algolia.com/api/v1/search_by_date?query=Facebook+Meta&amp;tags=story&amp;hitsPerPage=10&amp;numericFilters=created_at_i%3E%3D1635120000%2Ccreated_at_i%3C%3D1636156799　抓取于 2026-07-05T07:53:11+00:00　查询：{'query': 'Facebook Meta', 'start': '2021-10-25', 'end': '2021-11-05', 'source': 'hn-algolia'}</w:t>
+        <w:t>［news］</w:t>
+      </w:r>
+      <w:hyperlink r:id="rId70">
+        <w:r>
+          <w:rPr>
+            <w:rFonts w:ascii="Helvetica Neue" w:hAnsi="Helvetica Neue" w:cs="Helvetica Neue" w:eastAsia="PingFang SC" w:hint="eastAsia"/>
+            <w:color w:val="0563C1"/>
+            <w:u w:val="single"/>
+          </w:rPr>
+          <w:t>https://hn.algolia.com/api/v1/search_by_date?query=Facebook+Meta&amp;tags=story&amp;hitsPerPage=10&amp;numericFilters=created_at_i%3E%3D1635120000%2Ccreated_at_i%3C%3D1636156799</w:t>
+        </w:r>
+      </w:hyperlink>
+      <w:r>
+        <w:t xml:space="preserve">　抓取于 2026-07-05T07:53:11+00:00　查询：{'query': 'Facebook Meta', 'start': '2021-10-25', 'end': '2021-11-05', 'source': 'hn-algolia'}</w:t>
       </w:r>
     </w:p>
     <w:p>
@@ -3568,7 +4380,20 @@
         <w:t>ev-s-20260705-0376-64</w:t>
       </w:r>
       <w:r>
-        <w:t>［news］https://hn.algolia.com/api/v1/search_by_date?query=Nvidia+DeepSeek+stock&amp;tags=story&amp;hitsPerPage=15&amp;numericFilters=created_at_i%3E%3D1737763200%2Ccreated_at_i%3C%3D1738799999　抓取于 2026-07-05T07:53:11+00:00　查询：{'query': 'Nvidia DeepSeek stock', 'start': '2025-01-25', 'end': '2025-02-05', 'source': 'hn-algolia'}</w:t>
+        <w:t>［news］</w:t>
+      </w:r>
+      <w:hyperlink r:id="rId71">
+        <w:r>
+          <w:rPr>
+            <w:rFonts w:ascii="Helvetica Neue" w:hAnsi="Helvetica Neue" w:cs="Helvetica Neue" w:eastAsia="PingFang SC" w:hint="eastAsia"/>
+            <w:color w:val="0563C1"/>
+            <w:u w:val="single"/>
+          </w:rPr>
+          <w:t>https://hn.algolia.com/api/v1/search_by_date?query=Nvidia+DeepSeek+stock&amp;tags=story&amp;hitsPerPage=15&amp;numericFilters=created_at_i%3E%3D1737763200%2Ccreated_at_i%3C%3D1738799999</w:t>
+        </w:r>
+      </w:hyperlink>
+      <w:r>
+        <w:t xml:space="preserve">　抓取于 2026-07-05T07:53:11+00:00　查询：{'query': 'Nvidia DeepSeek stock', 'start': '2025-01-25', 'end': '2025-02-05', 'source': 'hn-algolia'}</w:t>
       </w:r>
     </w:p>
     <w:p>
@@ -3582,7 +4407,20 @@
         <w:t>ev-s-20260705-0376-65</w:t>
       </w:r>
       <w:r>
-        <w:t>［news］https://hn.algolia.com/api/v1/search_by_date?query=OpenAI+o1&amp;tags=story&amp;hitsPerPage=15&amp;numericFilters=created_at_i%3E%3D1725148800%2Ccreated_at_i%3C%3D1735689599　抓取于 2026-07-05T07:53:11+00:00　查询：{'query': 'OpenAI o1', 'start': '2024-09-01', 'end': '2024-12-31', 'source': 'hn-algolia'}</w:t>
+        <w:t>［news］</w:t>
+      </w:r>
+      <w:hyperlink r:id="rId72">
+        <w:r>
+          <w:rPr>
+            <w:rFonts w:ascii="Helvetica Neue" w:hAnsi="Helvetica Neue" w:cs="Helvetica Neue" w:eastAsia="PingFang SC" w:hint="eastAsia"/>
+            <w:color w:val="0563C1"/>
+            <w:u w:val="single"/>
+          </w:rPr>
+          <w:t>https://hn.algolia.com/api/v1/search_by_date?query=OpenAI+o1&amp;tags=story&amp;hitsPerPage=15&amp;numericFilters=created_at_i%3E%3D1725148800%2Ccreated_at_i%3C%3D1735689599</w:t>
+        </w:r>
+      </w:hyperlink>
+      <w:r>
+        <w:t xml:space="preserve">　抓取于 2026-07-05T07:53:11+00:00　查询：{'query': 'OpenAI o1', 'start': '2024-09-01', 'end': '2024-12-31', 'source': 'hn-algolia'}</w:t>
       </w:r>
     </w:p>
     <w:p>
@@ -3596,7 +4434,20 @@
         <w:t>ev-s-20260705-0376-66</w:t>
       </w:r>
       <w:r>
-        <w:t>［news］https://hn.algolia.com/api/v1/search_by_date?query=Nvidia+Spectrum&amp;tags=story&amp;hitsPerPage=10&amp;numericFilters=created_at_i%3E%3D1714521600%2Ccreated_at_i%3C%3D1751327999　抓取于 2026-07-05T07:54:22+00:00　查询：{'query': 'Nvidia Spectrum', 'start': '2024-05-01', 'end': '2025-06-30', 'source': 'hn-algolia'}</w:t>
+        <w:t>［news］</w:t>
+      </w:r>
+      <w:hyperlink r:id="rId73">
+        <w:r>
+          <w:rPr>
+            <w:rFonts w:ascii="Helvetica Neue" w:hAnsi="Helvetica Neue" w:cs="Helvetica Neue" w:eastAsia="PingFang SC" w:hint="eastAsia"/>
+            <w:color w:val="0563C1"/>
+            <w:u w:val="single"/>
+          </w:rPr>
+          <w:t>https://hn.algolia.com/api/v1/search_by_date?query=Nvidia+Spectrum&amp;tags=story&amp;hitsPerPage=10&amp;numericFilters=created_at_i%3E%3D1714521600%2Ccreated_at_i%3C%3D1751327999</w:t>
+        </w:r>
+      </w:hyperlink>
+      <w:r>
+        <w:t xml:space="preserve">　抓取于 2026-07-05T07:54:22+00:00　查询：{'query': 'Nvidia Spectrum', 'start': '2024-05-01', 'end': '2025-06-30', 'source': 'hn-algolia'}</w:t>
       </w:r>
     </w:p>
     <w:p>
@@ -3610,7 +4461,20 @@
         <w:t>ev-s-20260705-0376-67</w:t>
       </w:r>
       <w:r>
-        <w:t>［news］https://hn.algolia.com/api/v1/search_by_date?query=Nvidia+Rubin&amp;tags=story&amp;hitsPerPage=15&amp;numericFilters=created_at_i%3E%3D1740787200%2Ccreated_at_i%3C%3D1751327999　抓取于 2026-07-05T07:54:22+00:00　查询：{'query': 'Nvidia Rubin', 'start': '2025-03-01', 'end': '2025-06-30', 'source': 'hn-algolia'}</w:t>
+        <w:t>［news］</w:t>
+      </w:r>
+      <w:hyperlink r:id="rId74">
+        <w:r>
+          <w:rPr>
+            <w:rFonts w:ascii="Helvetica Neue" w:hAnsi="Helvetica Neue" w:cs="Helvetica Neue" w:eastAsia="PingFang SC" w:hint="eastAsia"/>
+            <w:color w:val="0563C1"/>
+            <w:u w:val="single"/>
+          </w:rPr>
+          <w:t>https://hn.algolia.com/api/v1/search_by_date?query=Nvidia+Rubin&amp;tags=story&amp;hitsPerPage=15&amp;numericFilters=created_at_i%3E%3D1740787200%2Ccreated_at_i%3C%3D1751327999</w:t>
+        </w:r>
+      </w:hyperlink>
+      <w:r>
+        <w:t xml:space="preserve">　抓取于 2026-07-05T07:54:22+00:00　查询：{'query': 'Nvidia Rubin', 'start': '2025-03-01', 'end': '2025-06-30', 'source': 'hn-algolia'}</w:t>
       </w:r>
     </w:p>
     <w:p>
@@ -3624,7 +4488,20 @@
         <w:t>ev-s-20260705-0376-68</w:t>
       </w:r>
       <w:r>
-        <w:t>［news］https://hn.algolia.com/api/v1/search_by_date?query=GPT-4o&amp;tags=story&amp;hitsPerPage=15&amp;numericFilters=created_at_i%3E%3D1714521600%2Ccreated_at_i%3C%3D1718495999　抓取于 2026-07-05T07:54:22+00:00　查询：{'query': 'GPT-4o', 'start': '2024-05-01', 'end': '2024-06-15', 'source': 'hn-algolia'}</w:t>
+        <w:t>［news］</w:t>
+      </w:r>
+      <w:hyperlink r:id="rId75">
+        <w:r>
+          <w:rPr>
+            <w:rFonts w:ascii="Helvetica Neue" w:hAnsi="Helvetica Neue" w:cs="Helvetica Neue" w:eastAsia="PingFang SC" w:hint="eastAsia"/>
+            <w:color w:val="0563C1"/>
+            <w:u w:val="single"/>
+          </w:rPr>
+          <w:t>https://hn.algolia.com/api/v1/search_by_date?query=GPT-4o&amp;tags=story&amp;hitsPerPage=15&amp;numericFilters=created_at_i%3E%3D1714521600%2Ccreated_at_i%3C%3D1718495999</w:t>
+        </w:r>
+      </w:hyperlink>
+      <w:r>
+        <w:t xml:space="preserve">　抓取于 2026-07-05T07:54:22+00:00　查询：{'query': 'GPT-4o', 'start': '2024-05-01', 'end': '2024-06-15', 'source': 'hn-algolia'}</w:t>
       </w:r>
     </w:p>
     <w:p>
@@ -3638,7 +4515,20 @@
         <w:t>ev-s-20260705-0376-69</w:t>
       </w:r>
       <w:r>
-        <w:t>［news］https://hn.algolia.com/api/v1/search_by_date?query=Llama+4&amp;tags=story&amp;hitsPerPage=15&amp;numericFilters=created_at_i%3E%3D1743465600%2Ccreated_at_i%3C%3D1751327999　抓取于 2026-07-05T07:54:27+00:00　查询：{'query': 'Llama 4', 'start': '2025-04-01', 'end': '2025-06-30', 'source': 'hn-algolia'}</w:t>
+        <w:t>［news］</w:t>
+      </w:r>
+      <w:hyperlink r:id="rId76">
+        <w:r>
+          <w:rPr>
+            <w:rFonts w:ascii="Helvetica Neue" w:hAnsi="Helvetica Neue" w:cs="Helvetica Neue" w:eastAsia="PingFang SC" w:hint="eastAsia"/>
+            <w:color w:val="0563C1"/>
+            <w:u w:val="single"/>
+          </w:rPr>
+          <w:t>https://hn.algolia.com/api/v1/search_by_date?query=Llama+4&amp;tags=story&amp;hitsPerPage=15&amp;numericFilters=created_at_i%3E%3D1743465600%2Ccreated_at_i%3C%3D1751327999</w:t>
+        </w:r>
+      </w:hyperlink>
+      <w:r>
+        <w:t xml:space="preserve">　抓取于 2026-07-05T07:54:27+00:00　查询：{'query': 'Llama 4', 'start': '2025-04-01', 'end': '2025-06-30', 'source': 'hn-algolia'}</w:t>
       </w:r>
     </w:p>
     <w:p>
@@ -3652,7 +4542,20 @@
         <w:t>ev-s-20260705-0376-70</w:t>
       </w:r>
       <w:r>
-        <w:t>［news］https://hn.algolia.com/api/v1/search_by_date?query=OpenAI+o3&amp;tags=story&amp;hitsPerPage=10&amp;numericFilters=created_at_i%3E%3D1734220800%2Ccreated_at_i%3C%3D1736985599　抓取于 2026-07-05T07:54:44+00:00　查询：{'query': 'OpenAI o3', 'start': '2024-12-15', 'end': '2025-01-15', 'source': 'hn-algolia'}</w:t>
+        <w:t>［news］</w:t>
+      </w:r>
+      <w:hyperlink r:id="rId77">
+        <w:r>
+          <w:rPr>
+            <w:rFonts w:ascii="Helvetica Neue" w:hAnsi="Helvetica Neue" w:cs="Helvetica Neue" w:eastAsia="PingFang SC" w:hint="eastAsia"/>
+            <w:color w:val="0563C1"/>
+            <w:u w:val="single"/>
+          </w:rPr>
+          <w:t>https://hn.algolia.com/api/v1/search_by_date?query=OpenAI+o3&amp;tags=story&amp;hitsPerPage=10&amp;numericFilters=created_at_i%3E%3D1734220800%2Ccreated_at_i%3C%3D1736985599</w:t>
+        </w:r>
+      </w:hyperlink>
+      <w:r>
+        <w:t xml:space="preserve">　抓取于 2026-07-05T07:54:44+00:00　查询：{'query': 'OpenAI o3', 'start': '2024-12-15', 'end': '2025-01-15', 'source': 'hn-algolia'}</w:t>
       </w:r>
     </w:p>
     <w:p>
@@ -3666,7 +4569,20 @@
         <w:t>ev-s-20260705-0376-71</w:t>
       </w:r>
       <w:r>
-        <w:t>［news］https://hn.algolia.com/api/v1/search_by_date?query=Nvidia+GB300&amp;tags=story&amp;hitsPerPage=10&amp;numericFilters=created_at_i%3E%3D1733011200%2Ccreated_at_i%3C%3D1751327999　抓取于 2026-07-05T07:54:44+00:00　查询：{'query': 'Nvidia GB300', 'start': '2024-12-01', 'end': '2025-06-30', 'source': 'hn-algolia'}</w:t>
+        <w:t>［news］</w:t>
+      </w:r>
+      <w:hyperlink r:id="rId78">
+        <w:r>
+          <w:rPr>
+            <w:rFonts w:ascii="Helvetica Neue" w:hAnsi="Helvetica Neue" w:cs="Helvetica Neue" w:eastAsia="PingFang SC" w:hint="eastAsia"/>
+            <w:color w:val="0563C1"/>
+            <w:u w:val="single"/>
+          </w:rPr>
+          <w:t>https://hn.algolia.com/api/v1/search_by_date?query=Nvidia+GB300&amp;tags=story&amp;hitsPerPage=10&amp;numericFilters=created_at_i%3E%3D1733011200%2Ccreated_at_i%3C%3D1751327999</w:t>
+        </w:r>
+      </w:hyperlink>
+      <w:r>
+        <w:t xml:space="preserve">　抓取于 2026-07-05T07:54:44+00:00　查询：{'query': 'Nvidia GB300', 'start': '2024-12-01', 'end': '2025-06-30', 'source': 'hn-algolia'}</w:t>
       </w:r>
     </w:p>
     <w:p>
@@ -3680,7 +4596,20 @@
         <w:t>ev-s-20260705-0376-72</w:t>
       </w:r>
       <w:r>
-        <w:t>［news］https://hn.algolia.com/api/v1/search_by_date?query=Claude+3.5&amp;tags=story&amp;hitsPerPage=10&amp;numericFilters=created_at_i%3E%3D1717200000%2Ccreated_at_i%3C%3D1722470399　抓取于 2026-07-05T07:54:44+00:00　查询：{'query': 'Claude 3.5', 'start': '2024-06-01', 'end': '2024-07-31', 'source': 'hn-algolia'}</w:t>
+        <w:t>［news］</w:t>
+      </w:r>
+      <w:hyperlink r:id="rId79">
+        <w:r>
+          <w:rPr>
+            <w:rFonts w:ascii="Helvetica Neue" w:hAnsi="Helvetica Neue" w:cs="Helvetica Neue" w:eastAsia="PingFang SC" w:hint="eastAsia"/>
+            <w:color w:val="0563C1"/>
+            <w:u w:val="single"/>
+          </w:rPr>
+          <w:t>https://hn.algolia.com/api/v1/search_by_date?query=Claude+3.5&amp;tags=story&amp;hitsPerPage=10&amp;numericFilters=created_at_i%3E%3D1717200000%2Ccreated_at_i%3C%3D1722470399</w:t>
+        </w:r>
+      </w:hyperlink>
+      <w:r>
+        <w:t xml:space="preserve">　抓取于 2026-07-05T07:54:44+00:00　查询：{'query': 'Claude 3.5', 'start': '2024-06-01', 'end': '2024-07-31', 'source': 'hn-algolia'}</w:t>
       </w:r>
     </w:p>
     <w:sectPr>
